--- a/测试报告（学生，教职工，论文模块）.docx
+++ b/测试报告（学生，教职工，论文模块）.docx
@@ -8,6 +8,7 @@
         <w:ind w:firstLineChars="0" w:firstLine="0"/>
         <w:jc w:val="center"/>
         <w:rPr>
+          <w:rFonts w:hint="eastAsia"/>
           <w:b/>
           <w:bCs/>
           <w:sz w:val="52"/>
@@ -35,6 +36,7 @@
         <w:ind w:firstLineChars="100" w:firstLine="843"/>
         <w:jc w:val="center"/>
         <w:rPr>
+          <w:rFonts w:hint="eastAsia"/>
           <w:b/>
           <w:bCs/>
           <w:sz w:val="84"/>
@@ -122,6 +124,7 @@
         <w:ind w:firstLineChars="170" w:firstLine="614"/>
         <w:jc w:val="center"/>
         <w:rPr>
+          <w:rFonts w:hint="eastAsia"/>
           <w:b/>
           <w:bCs/>
           <w:sz w:val="36"/>
@@ -139,6 +142,7 @@
         <w:ind w:firstLineChars="170" w:firstLine="614"/>
         <w:jc w:val="center"/>
         <w:rPr>
+          <w:rFonts w:hint="eastAsia"/>
           <w:b/>
           <w:bCs/>
           <w:sz w:val="36"/>
@@ -156,6 +160,7 @@
         <w:ind w:firstLineChars="170" w:firstLine="614"/>
         <w:jc w:val="center"/>
         <w:rPr>
+          <w:rFonts w:hint="eastAsia"/>
           <w:b/>
           <w:bCs/>
           <w:sz w:val="36"/>
@@ -173,6 +178,7 @@
         <w:ind w:firstLineChars="170" w:firstLine="614"/>
         <w:jc w:val="center"/>
         <w:rPr>
+          <w:rFonts w:hint="eastAsia"/>
           <w:b/>
           <w:bCs/>
           <w:sz w:val="36"/>
@@ -228,6 +234,7 @@
         <w:ind w:firstLineChars="170" w:firstLine="887"/>
         <w:jc w:val="center"/>
         <w:rPr>
+          <w:rFonts w:hint="eastAsia"/>
           <w:b/>
           <w:bCs/>
           <w:sz w:val="52"/>
@@ -255,22 +262,35 @@
         <w:ind w:firstLineChars="170" w:firstLine="887"/>
         <w:jc w:val="center"/>
         <w:rPr>
-          <w:b/>
-          <w:bCs/>
-          <w:sz w:val="52"/>
-          <w:szCs w:val="52"/>
-        </w:rPr>
-      </w:pPr>
-      <w:r>
-        <w:rPr>
           <w:rFonts w:hint="eastAsia"/>
           <w:b/>
           <w:bCs/>
           <w:sz w:val="52"/>
           <w:szCs w:val="52"/>
         </w:rPr>
-        <w:t>文件拟制人:孙广浩</w:t>
+      </w:pPr>
+      <w:r>
+        <w:rPr>
+          <w:rFonts w:hint="eastAsia"/>
+          <w:b/>
+          <w:bCs/>
+          <w:sz w:val="52"/>
+          <w:szCs w:val="52"/>
+        </w:rPr>
+        <w:t>文件拟制人:孙广</w:t>
       </w:r>
+      <w:proofErr w:type="gramStart"/>
+      <w:r>
+        <w:rPr>
+          <w:rFonts w:hint="eastAsia"/>
+          <w:b/>
+          <w:bCs/>
+          <w:sz w:val="52"/>
+          <w:szCs w:val="52"/>
+        </w:rPr>
+        <w:t>浩</w:t>
+      </w:r>
+      <w:proofErr w:type="gramEnd"/>
     </w:p>
     <w:p>
       <w:pPr>
@@ -282,6 +302,7 @@
         <w:ind w:firstLineChars="170" w:firstLine="887"/>
         <w:jc w:val="center"/>
         <w:rPr>
+          <w:rFonts w:hint="eastAsia"/>
           <w:b/>
           <w:bCs/>
           <w:sz w:val="52"/>
@@ -309,7 +330,7 @@
         <w:ind w:firstLineChars="170" w:firstLine="887"/>
         <w:jc w:val="center"/>
         <w:rPr>
-          <w:rFonts w:ascii="Times New Roman" w:hAnsi="Times New Roman" w:hint="eastAsia"/>
+          <w:rFonts w:ascii="Times New Roman" w:hAnsi="Times New Roman"/>
           <w:b/>
           <w:bCs/>
           <w:sz w:val="52"/>
@@ -416,6 +437,7 @@
         <w:spacing w:line="240" w:lineRule="auto"/>
         <w:ind w:firstLineChars="672" w:firstLine="2159"/>
         <w:rPr>
+          <w:rFonts w:hint="eastAsia"/>
           <w:b/>
           <w:bCs/>
           <w:sz w:val="32"/>
@@ -429,6 +451,7 @@
         <w:spacing w:line="240" w:lineRule="auto"/>
         <w:ind w:firstLineChars="672" w:firstLine="2159"/>
         <w:rPr>
+          <w:rFonts w:hint="eastAsia"/>
           <w:b/>
           <w:bCs/>
           <w:sz w:val="32"/>
@@ -442,6 +465,7 @@
         <w:spacing w:line="240" w:lineRule="auto"/>
         <w:ind w:firstLineChars="672" w:firstLine="2159"/>
         <w:rPr>
+          <w:rFonts w:hint="eastAsia"/>
           <w:b/>
           <w:bCs/>
           <w:sz w:val="32"/>
@@ -456,6 +480,7 @@
         <w:ind w:firstLineChars="672" w:firstLine="2159"/>
         <w:jc w:val="center"/>
         <w:rPr>
+          <w:rFonts w:hint="eastAsia"/>
           <w:b/>
           <w:bCs/>
           <w:sz w:val="32"/>
@@ -906,17 +931,31 @@
           <w:p>
             <w:pPr>
               <w:rPr>
+                <w:sz w:val="44"/>
+                <w:szCs w:val="44"/>
+              </w:rPr>
+            </w:pPr>
+            <w:r>
+              <w:rPr>
+                <w:sz w:val="44"/>
+                <w:szCs w:val="44"/>
+              </w:rPr>
+              <w:t>202</w:t>
+            </w:r>
+            <w:r>
+              <w:rPr>
                 <w:rFonts w:hint="eastAsia"/>
                 <w:sz w:val="44"/>
                 <w:szCs w:val="44"/>
               </w:rPr>
-            </w:pPr>
+              <w:t>6</w:t>
+            </w:r>
             <w:r>
               <w:rPr>
                 <w:sz w:val="44"/>
                 <w:szCs w:val="44"/>
               </w:rPr>
-              <w:t>202</w:t>
+              <w:t>/</w:t>
             </w:r>
             <w:r>
               <w:rPr>
@@ -924,7 +963,7 @@
                 <w:sz w:val="44"/>
                 <w:szCs w:val="44"/>
               </w:rPr>
-              <w:t>6</w:t>
+              <w:t>4</w:t>
             </w:r>
             <w:r>
               <w:rPr>
@@ -939,91 +978,87 @@
                 <w:sz w:val="44"/>
                 <w:szCs w:val="44"/>
               </w:rPr>
-              <w:t>4</w:t>
-            </w:r>
-            <w:r>
+              <w:t>17</w:t>
+            </w:r>
+          </w:p>
+        </w:tc>
+        <w:tc>
+          <w:tcPr>
+            <w:tcW w:w="0" w:type="auto"/>
+            <w:tcBorders>
+              <w:top w:val="single" w:sz="6" w:space="0" w:color="E2E8F0"/>
+              <w:left w:val="single" w:sz="6" w:space="0" w:color="E2E8F0"/>
+              <w:bottom w:val="single" w:sz="6" w:space="0" w:color="E2E8F0"/>
+              <w:right w:val="single" w:sz="6" w:space="0" w:color="E2E8F0"/>
+            </w:tcBorders>
+            <w:tcMar>
+              <w:top w:w="90" w:type="dxa"/>
+              <w:left w:w="120" w:type="dxa"/>
+              <w:bottom w:w="90" w:type="dxa"/>
+              <w:right w:w="120" w:type="dxa"/>
+            </w:tcMar>
+            <w:vAlign w:val="center"/>
+            <w:hideMark/>
+          </w:tcPr>
+          <w:p>
+            <w:pPr>
               <w:rPr>
                 <w:sz w:val="44"/>
                 <w:szCs w:val="44"/>
               </w:rPr>
-              <w:t>/</w:t>
-            </w:r>
-            <w:r>
-              <w:rPr>
-                <w:rFonts w:hint="eastAsia"/>
+            </w:pPr>
+            <w:r>
+              <w:rPr>
                 <w:sz w:val="44"/>
                 <w:szCs w:val="44"/>
               </w:rPr>
-              <w:t>17</w:t>
-            </w:r>
-          </w:p>
-        </w:tc>
-        <w:tc>
-          <w:tcPr>
-            <w:tcW w:w="0" w:type="auto"/>
-            <w:tcBorders>
-              <w:top w:val="single" w:sz="6" w:space="0" w:color="E2E8F0"/>
-              <w:left w:val="single" w:sz="6" w:space="0" w:color="E2E8F0"/>
-              <w:bottom w:val="single" w:sz="6" w:space="0" w:color="E2E8F0"/>
-              <w:right w:val="single" w:sz="6" w:space="0" w:color="E2E8F0"/>
-            </w:tcBorders>
-            <w:tcMar>
-              <w:top w:w="90" w:type="dxa"/>
-              <w:left w:w="120" w:type="dxa"/>
-              <w:bottom w:w="90" w:type="dxa"/>
-              <w:right w:w="120" w:type="dxa"/>
-            </w:tcMar>
-            <w:vAlign w:val="center"/>
-            <w:hideMark/>
-          </w:tcPr>
-          <w:p>
-            <w:pPr>
+              <w:t>孙广</w:t>
+            </w:r>
+            <w:proofErr w:type="gramStart"/>
+            <w:r>
               <w:rPr>
                 <w:sz w:val="44"/>
                 <w:szCs w:val="44"/>
               </w:rPr>
-            </w:pPr>
-            <w:r>
+              <w:t>浩</w:t>
+            </w:r>
+            <w:proofErr w:type="gramEnd"/>
+          </w:p>
+        </w:tc>
+        <w:tc>
+          <w:tcPr>
+            <w:tcW w:w="0" w:type="auto"/>
+            <w:tcBorders>
+              <w:top w:val="single" w:sz="6" w:space="0" w:color="E2E8F0"/>
+              <w:left w:val="single" w:sz="6" w:space="0" w:color="E2E8F0"/>
+              <w:bottom w:val="single" w:sz="6" w:space="0" w:color="E2E8F0"/>
+              <w:right w:val="single" w:sz="6" w:space="0" w:color="E2E8F0"/>
+            </w:tcBorders>
+            <w:tcMar>
+              <w:top w:w="90" w:type="dxa"/>
+              <w:left w:w="120" w:type="dxa"/>
+              <w:bottom w:w="90" w:type="dxa"/>
+              <w:right w:w="120" w:type="dxa"/>
+            </w:tcMar>
+            <w:vAlign w:val="center"/>
+            <w:hideMark/>
+          </w:tcPr>
+          <w:p>
+            <w:pPr>
               <w:rPr>
                 <w:sz w:val="44"/>
                 <w:szCs w:val="44"/>
               </w:rPr>
-              <w:t>孙广浩</w:t>
-            </w:r>
-          </w:p>
-        </w:tc>
-        <w:tc>
-          <w:tcPr>
-            <w:tcW w:w="0" w:type="auto"/>
-            <w:tcBorders>
-              <w:top w:val="single" w:sz="6" w:space="0" w:color="E2E8F0"/>
-              <w:left w:val="single" w:sz="6" w:space="0" w:color="E2E8F0"/>
-              <w:bottom w:val="single" w:sz="6" w:space="0" w:color="E2E8F0"/>
-              <w:right w:val="single" w:sz="6" w:space="0" w:color="E2E8F0"/>
-            </w:tcBorders>
-            <w:tcMar>
-              <w:top w:w="90" w:type="dxa"/>
-              <w:left w:w="120" w:type="dxa"/>
-              <w:bottom w:w="90" w:type="dxa"/>
-              <w:right w:w="120" w:type="dxa"/>
-            </w:tcMar>
-            <w:vAlign w:val="center"/>
-            <w:hideMark/>
-          </w:tcPr>
-          <w:p>
-            <w:pPr>
+            </w:pPr>
+            <w:proofErr w:type="gramStart"/>
+            <w:r>
               <w:rPr>
                 <w:sz w:val="44"/>
                 <w:szCs w:val="44"/>
               </w:rPr>
-            </w:pPr>
-            <w:r>
-              <w:rPr>
-                <w:sz w:val="44"/>
-                <w:szCs w:val="44"/>
-              </w:rPr>
               <w:t>刘仁笑</w:t>
             </w:r>
+            <w:proofErr w:type="gramEnd"/>
           </w:p>
         </w:tc>
       </w:tr>
@@ -1447,7 +1482,7 @@
           <w:szCs w:val="44"/>
         </w:rPr>
         <w:pict w14:anchorId="5BBA6788">
-          <v:rect id="_x0000_i1028" style="width:0;height:0" o:hralign="center" o:hrstd="t" o:hr="t" fillcolor="#a0a0a0" stroked="f"/>
+          <v:rect id="_x0000_i1025" style="width:0;height:0" o:hralign="center" o:hrstd="t" o:hr="t" fillcolor="#a0a0a0" stroked="f"/>
         </w:pict>
       </w:r>
     </w:p>
@@ -1834,8 +1869,18 @@
                 <w:sz w:val="44"/>
                 <w:szCs w:val="44"/>
               </w:rPr>
-              <w:t>孙广浩</w:t>
-            </w:r>
+              <w:t>孙广</w:t>
+            </w:r>
+            <w:proofErr w:type="gramStart"/>
+            <w:r>
+              <w:rPr>
+                <w:rFonts w:hint="eastAsia"/>
+                <w:sz w:val="44"/>
+                <w:szCs w:val="44"/>
+              </w:rPr>
+              <w:t>浩</w:t>
+            </w:r>
+            <w:proofErr w:type="gramEnd"/>
           </w:p>
         </w:tc>
         <w:tc>
@@ -2168,13 +2213,7 @@
     <w:p/>
     <w:p/>
     <w:p/>
-    <w:p>
-      <w:pPr>
-        <w:rPr>
-          <w:rFonts w:hint="eastAsia"/>
-        </w:rPr>
-      </w:pPr>
-    </w:p>
+    <w:p/>
     <w:p>
       <w:pPr>
         <w:pStyle w:val="71e7dc79-1ff7-45e8-997d-0ebda3762b91"/>
@@ -3255,7 +3294,7 @@
     <w:p>
       <w:r>
         <w:pict w14:anchorId="566B6E86">
-          <v:rect id="_x0000_i1031" style="width:0;height:0" o:hralign="center" o:hrstd="t" o:hr="t" fillcolor="#a0a0a0" stroked="f"/>
+          <v:rect id="_x0000_i1026" style="width:0;height:0" o:hralign="center" o:hrstd="t" o:hr="t" fillcolor="#a0a0a0" stroked="f"/>
         </w:pict>
       </w:r>
     </w:p>
@@ -4154,19 +4193,20 @@
           <w:p>
             <w:pPr>
               <w:rPr>
+                <w:sz w:val="28"/>
+                <w:szCs w:val="28"/>
+              </w:rPr>
+            </w:pPr>
+            <w:proofErr w:type="gramStart"/>
+            <w:r>
+              <w:rPr>
                 <w:rFonts w:hint="eastAsia"/>
                 <w:sz w:val="28"/>
                 <w:szCs w:val="28"/>
               </w:rPr>
-            </w:pPr>
-            <w:r>
-              <w:rPr>
-                <w:rFonts w:hint="eastAsia"/>
-                <w:sz w:val="28"/>
-                <w:szCs w:val="28"/>
-              </w:rPr>
               <w:t>刘仁笑</w:t>
             </w:r>
+            <w:proofErr w:type="gramEnd"/>
           </w:p>
         </w:tc>
       </w:tr>
@@ -4226,19 +4266,28 @@
           <w:p>
             <w:pPr>
               <w:rPr>
+                <w:sz w:val="28"/>
+                <w:szCs w:val="28"/>
+              </w:rPr>
+            </w:pPr>
+            <w:r>
+              <w:rPr>
                 <w:rFonts w:hint="eastAsia"/>
                 <w:sz w:val="28"/>
                 <w:szCs w:val="28"/>
               </w:rPr>
-            </w:pPr>
+              <w:t>孙广</w:t>
+            </w:r>
+            <w:proofErr w:type="gramStart"/>
             <w:r>
               <w:rPr>
                 <w:rFonts w:hint="eastAsia"/>
                 <w:sz w:val="28"/>
                 <w:szCs w:val="28"/>
               </w:rPr>
-              <w:t>孙广浩</w:t>
-            </w:r>
+              <w:t>浩</w:t>
+            </w:r>
+            <w:proofErr w:type="gramEnd"/>
           </w:p>
         </w:tc>
       </w:tr>
@@ -4369,19 +4418,28 @@
           <w:p>
             <w:pPr>
               <w:rPr>
+                <w:sz w:val="28"/>
+                <w:szCs w:val="28"/>
+              </w:rPr>
+            </w:pPr>
+            <w:r>
+              <w:rPr>
                 <w:rFonts w:hint="eastAsia"/>
                 <w:sz w:val="28"/>
                 <w:szCs w:val="28"/>
               </w:rPr>
-            </w:pPr>
+              <w:t>孙广</w:t>
+            </w:r>
+            <w:proofErr w:type="gramStart"/>
             <w:r>
               <w:rPr>
                 <w:rFonts w:hint="eastAsia"/>
                 <w:sz w:val="28"/>
                 <w:szCs w:val="28"/>
               </w:rPr>
-              <w:t>孙广浩</w:t>
-            </w:r>
+              <w:t>浩</w:t>
+            </w:r>
+            <w:proofErr w:type="gramEnd"/>
           </w:p>
         </w:tc>
       </w:tr>
@@ -4975,7 +5033,6 @@
           <w:p>
             <w:pPr>
               <w:rPr>
-                <w:rFonts w:hint="eastAsia"/>
                 <w:sz w:val="28"/>
                 <w:szCs w:val="28"/>
               </w:rPr>
@@ -5779,7 +5836,7 @@
     <w:p>
       <w:r>
         <w:pict w14:anchorId="16EC0921">
-          <v:rect id="_x0000_i1033" style="width:0;height:0" o:hralign="center" o:hrstd="t" o:hr="t" fillcolor="#a0a0a0" stroked="f"/>
+          <v:rect id="_x0000_i1027" style="width:0;height:0" o:hralign="center" o:hrstd="t" o:hr="t" fillcolor="#a0a0a0" stroked="f"/>
         </w:pict>
       </w:r>
     </w:p>
@@ -5883,7 +5940,23 @@
           <w:sz w:val="28"/>
           <w:szCs w:val="28"/>
         </w:rPr>
-        <w:t>验证模块间数据联动。</w:t>
+        <w:t>验证模块</w:t>
+      </w:r>
+      <w:proofErr w:type="gramStart"/>
+      <w:r>
+        <w:rPr>
+          <w:sz w:val="28"/>
+          <w:szCs w:val="28"/>
+        </w:rPr>
+        <w:t>间数据</w:t>
+      </w:r>
+      <w:proofErr w:type="gramEnd"/>
+      <w:r>
+        <w:rPr>
+          <w:sz w:val="28"/>
+          <w:szCs w:val="28"/>
+        </w:rPr>
+        <w:t>联动。</w:t>
       </w:r>
     </w:p>
     <w:p>
@@ -6803,7 +6876,7 @@
     <w:p>
       <w:r>
         <w:pict w14:anchorId="7826E943">
-          <v:rect id="_x0000_i1034" style="width:0;height:0" o:hralign="center" o:hrstd="t" o:hr="t" fillcolor="#a0a0a0" stroked="f"/>
+          <v:rect id="_x0000_i1028" style="width:0;height:0" o:hralign="center" o:hrstd="t" o:hr="t" fillcolor="#a0a0a0" stroked="f"/>
         </w:pict>
       </w:r>
     </w:p>
@@ -8403,8 +8476,17 @@
                 <w:sz w:val="28"/>
                 <w:szCs w:val="28"/>
               </w:rPr>
-              <w:t>仅显示张三记录</w:t>
-            </w:r>
+              <w:t>仅显示张</w:t>
+            </w:r>
+            <w:proofErr w:type="gramStart"/>
+            <w:r>
+              <w:rPr>
+                <w:sz w:val="28"/>
+                <w:szCs w:val="28"/>
+              </w:rPr>
+              <w:t>三记录</w:t>
+            </w:r>
+            <w:proofErr w:type="gramEnd"/>
           </w:p>
         </w:tc>
         <w:tc>
@@ -8888,7 +8970,7 @@
     <w:p>
       <w:r>
         <w:pict w14:anchorId="07CFAAFA">
-          <v:rect id="_x0000_i1035" style="width:0;height:0" o:hralign="center" o:hrstd="t" o:hr="t" fillcolor="#a0a0a0" stroked="f"/>
+          <v:rect id="_x0000_i1029" style="width:0;height:0" o:hralign="center" o:hrstd="t" o:hr="t" fillcolor="#a0a0a0" stroked="f"/>
         </w:pict>
       </w:r>
     </w:p>
@@ -10420,7 +10502,7 @@
     <w:p>
       <w:r>
         <w:pict w14:anchorId="44DEE135">
-          <v:rect id="_x0000_i1036" style="width:0;height:0" o:hralign="center" o:hrstd="t" o:hr="t" fillcolor="#a0a0a0" stroked="f"/>
+          <v:rect id="_x0000_i1030" style="width:0;height:0" o:hralign="center" o:hrstd="t" o:hr="t" fillcolor="#a0a0a0" stroked="f"/>
         </w:pict>
       </w:r>
     </w:p>
@@ -10698,7 +10780,23 @@
                 <w:sz w:val="28"/>
                 <w:szCs w:val="28"/>
               </w:rPr>
-              <w:t>职称字典下拉选择及筛选</w:t>
+              <w:t>职称字典下</w:t>
+            </w:r>
+            <w:proofErr w:type="gramStart"/>
+            <w:r>
+              <w:rPr>
+                <w:sz w:val="28"/>
+                <w:szCs w:val="28"/>
+              </w:rPr>
+              <w:t>拉选择</w:t>
+            </w:r>
+            <w:proofErr w:type="gramEnd"/>
+            <w:r>
+              <w:rPr>
+                <w:sz w:val="28"/>
+                <w:szCs w:val="28"/>
+              </w:rPr>
+              <w:t>及筛选</w:t>
             </w:r>
           </w:p>
         </w:tc>
@@ -11965,7 +12063,7 @@
     <w:p>
       <w:r>
         <w:pict w14:anchorId="3572846C">
-          <v:rect id="_x0000_i1037" style="width:0;height:0" o:hralign="center" o:hrstd="t" o:hr="t" fillcolor="#a0a0a0" stroked="f"/>
+          <v:rect id="_x0000_i1031" style="width:0;height:0" o:hralign="center" o:hrstd="t" o:hr="t" fillcolor="#a0a0a0" stroked="f"/>
         </w:pict>
       </w:r>
     </w:p>
@@ -13483,7 +13581,7 @@
     <w:p>
       <w:r>
         <w:pict w14:anchorId="054EF8BB">
-          <v:rect id="_x0000_i1038" style="width:0;height:0" o:hralign="center" o:hrstd="t" o:hr="t" fillcolor="#a0a0a0" stroked="f"/>
+          <v:rect id="_x0000_i1032" style="width:0;height:0" o:hralign="center" o:hrstd="t" o:hr="t" fillcolor="#a0a0a0" stroked="f"/>
         </w:pict>
       </w:r>
     </w:p>
@@ -15214,7 +15312,7 @@
     <w:p>
       <w:r>
         <w:pict w14:anchorId="41A8DB13">
-          <v:rect id="_x0000_i1039" style="width:0;height:0" o:hralign="center" o:hrstd="t" o:hr="t" fillcolor="#a0a0a0" stroked="f"/>
+          <v:rect id="_x0000_i1033" style="width:0;height:0" o:hralign="center" o:hrstd="t" o:hr="t" fillcolor="#a0a0a0" stroked="f"/>
         </w:pict>
       </w:r>
     </w:p>
@@ -16490,7 +16588,7 @@
     <w:p>
       <w:r>
         <w:pict w14:anchorId="05E94A23">
-          <v:rect id="_x0000_i1040" style="width:0;height:0" o:hralign="center" o:hrstd="t" o:hr="t" fillcolor="#a0a0a0" stroked="f"/>
+          <v:rect id="_x0000_i1034" style="width:0;height:0" o:hralign="center" o:hrstd="t" o:hr="t" fillcolor="#a0a0a0" stroked="f"/>
         </w:pict>
       </w:r>
     </w:p>
@@ -17162,8 +17260,17 @@
                 <w:sz w:val="28"/>
                 <w:szCs w:val="28"/>
               </w:rPr>
-              <w:t>检查分页状态</w:t>
-            </w:r>
+              <w:t>检查分</w:t>
+            </w:r>
+            <w:proofErr w:type="gramStart"/>
+            <w:r>
+              <w:rPr>
+                <w:sz w:val="28"/>
+                <w:szCs w:val="28"/>
+              </w:rPr>
+              <w:t>页状态</w:t>
+            </w:r>
+            <w:proofErr w:type="gramEnd"/>
           </w:p>
         </w:tc>
         <w:tc>
@@ -17273,7 +17380,7 @@
     <w:p>
       <w:r>
         <w:pict w14:anchorId="61CDD936">
-          <v:rect id="_x0000_i1041" style="width:0;height:0" o:hralign="center" o:hrstd="t" o:hr="t" fillcolor="#a0a0a0" stroked="f"/>
+          <v:rect id="_x0000_i1035" style="width:0;height:0" o:hralign="center" o:hrstd="t" o:hr="t" fillcolor="#a0a0a0" stroked="f"/>
         </w:pict>
       </w:r>
     </w:p>
@@ -18190,6 +18297,7 @@
                 <w:szCs w:val="28"/>
               </w:rPr>
             </w:pPr>
+            <w:proofErr w:type="gramStart"/>
             <w:r>
               <w:rPr>
                 <w:sz w:val="28"/>
@@ -18197,6 +18305,7 @@
               </w:rPr>
               <w:t>弹窗正常</w:t>
             </w:r>
+            <w:proofErr w:type="gramEnd"/>
           </w:p>
         </w:tc>
         <w:tc>
@@ -19374,12 +19483,21 @@
                 <w:szCs w:val="28"/>
               </w:rPr>
             </w:pPr>
-            <w:r>
-              <w:rPr>
-                <w:sz w:val="28"/>
-                <w:szCs w:val="28"/>
-              </w:rPr>
-              <w:t>弹窗关闭，提示</w:t>
+            <w:proofErr w:type="gramStart"/>
+            <w:r>
+              <w:rPr>
+                <w:sz w:val="28"/>
+                <w:szCs w:val="28"/>
+              </w:rPr>
+              <w:t>弹窗关闭</w:t>
+            </w:r>
+            <w:proofErr w:type="gramEnd"/>
+            <w:r>
+              <w:rPr>
+                <w:sz w:val="28"/>
+                <w:szCs w:val="28"/>
+              </w:rPr>
+              <w:t>，提示</w:t>
             </w:r>
             <w:r>
               <w:rPr>
@@ -19712,7 +19830,7 @@
     <w:p>
       <w:r>
         <w:pict w14:anchorId="3112C4CF">
-          <v:rect id="_x0000_i1042" style="width:0;height:0" o:hralign="center" o:hrstd="t" o:hr="t" fillcolor="#a0a0a0" stroked="f"/>
+          <v:rect id="_x0000_i1036" style="width:0;height:0" o:hralign="center" o:hrstd="t" o:hr="t" fillcolor="#a0a0a0" stroked="f"/>
         </w:pict>
       </w:r>
     </w:p>
@@ -20676,7 +20794,23 @@
                 <w:sz w:val="28"/>
                 <w:szCs w:val="28"/>
               </w:rPr>
-              <w:t>输入框失去焦点或点击确定时，提示</w:t>
+              <w:t>输入</w:t>
+            </w:r>
+            <w:proofErr w:type="gramStart"/>
+            <w:r>
+              <w:rPr>
+                <w:sz w:val="28"/>
+                <w:szCs w:val="28"/>
+              </w:rPr>
+              <w:t>框失去</w:t>
+            </w:r>
+            <w:proofErr w:type="gramEnd"/>
+            <w:r>
+              <w:rPr>
+                <w:sz w:val="28"/>
+                <w:szCs w:val="28"/>
+              </w:rPr>
+              <w:t>焦点或点击确定时，提示</w:t>
             </w:r>
             <w:r>
               <w:rPr>
@@ -21118,7 +21252,7 @@
     <w:p>
       <w:r>
         <w:pict w14:anchorId="38150B06">
-          <v:rect id="_x0000_i1043" style="width:0;height:0" o:hralign="center" o:hrstd="t" o:hr="t" fillcolor="#a0a0a0" stroked="f"/>
+          <v:rect id="_x0000_i1037" style="width:0;height:0" o:hralign="center" o:hrstd="t" o:hr="t" fillcolor="#a0a0a0" stroked="f"/>
         </w:pict>
       </w:r>
     </w:p>
@@ -21154,8 +21288,19 @@
           <w:sz w:val="30"/>
           <w:szCs w:val="30"/>
         </w:rPr>
-        <w:t>：必填项校验</w:t>
+        <w:t>：</w:t>
       </w:r>
+      <w:proofErr w:type="gramStart"/>
+      <w:r>
+        <w:rPr>
+          <w:b/>
+          <w:bCs/>
+          <w:sz w:val="30"/>
+          <w:szCs w:val="30"/>
+        </w:rPr>
+        <w:t>必填项校验</w:t>
+      </w:r>
+      <w:proofErr w:type="gramEnd"/>
     </w:p>
     <w:tbl>
       <w:tblPr>
@@ -21480,7 +21625,23 @@
                 <w:sz w:val="28"/>
                 <w:szCs w:val="28"/>
               </w:rPr>
-              <w:t>所有必填项标红提示，表单未提交</w:t>
+              <w:t>所有必</w:t>
+            </w:r>
+            <w:proofErr w:type="gramStart"/>
+            <w:r>
+              <w:rPr>
+                <w:sz w:val="28"/>
+                <w:szCs w:val="28"/>
+              </w:rPr>
+              <w:t>填项标红</w:t>
+            </w:r>
+            <w:proofErr w:type="gramEnd"/>
+            <w:r>
+              <w:rPr>
+                <w:sz w:val="28"/>
+                <w:szCs w:val="28"/>
+              </w:rPr>
+              <w:t>提示，表单未提交</w:t>
             </w:r>
           </w:p>
         </w:tc>
@@ -21652,8 +21813,17 @@
                 <w:sz w:val="28"/>
                 <w:szCs w:val="28"/>
               </w:rPr>
-              <w:t>姓名、职称、所属院系、入职日期标红提示</w:t>
-            </w:r>
+              <w:t>姓名、职称、所属院系、入职</w:t>
+            </w:r>
+            <w:proofErr w:type="gramStart"/>
+            <w:r>
+              <w:rPr>
+                <w:sz w:val="28"/>
+                <w:szCs w:val="28"/>
+              </w:rPr>
+              <w:t>日期标红提示</w:t>
+            </w:r>
+            <w:proofErr w:type="gramEnd"/>
           </w:p>
         </w:tc>
         <w:tc>
@@ -21911,7 +22081,7 @@
           <w:szCs w:val="28"/>
         </w:rPr>
         <w:pict w14:anchorId="1A54A625">
-          <v:rect id="_x0000_i1044" style="width:0;height:0" o:hralign="center" o:hrstd="t" o:hr="t" fillcolor="#a0a0a0" stroked="f"/>
+          <v:rect id="_x0000_i1038" style="width:0;height:0" o:hralign="center" o:hrstd="t" o:hr="t" fillcolor="#a0a0a0" stroked="f"/>
         </w:pict>
       </w:r>
     </w:p>
@@ -23326,7 +23496,7 @@
           <w:szCs w:val="28"/>
         </w:rPr>
         <w:pict w14:anchorId="3C769F6D">
-          <v:rect id="_x0000_i1045" style="width:0;height:0" o:hralign="center" o:hrstd="t" o:hr="t" fillcolor="#a0a0a0" stroked="f"/>
+          <v:rect id="_x0000_i1039" style="width:0;height:0" o:hralign="center" o:hrstd="t" o:hr="t" fillcolor="#a0a0a0" stroked="f"/>
         </w:pict>
       </w:r>
     </w:p>
@@ -24159,42 +24329,67 @@
                 <w:sz w:val="28"/>
                 <w:szCs w:val="28"/>
               </w:rPr>
-              <w:t>弹出修改对话框，所有字段回显当前值</w:t>
-            </w:r>
-          </w:p>
-        </w:tc>
-        <w:tc>
-          <w:tcPr>
-            <w:tcW w:w="0" w:type="auto"/>
-            <w:tcBorders>
-              <w:top w:val="single" w:sz="6" w:space="0" w:color="E2E8F0"/>
-              <w:left w:val="single" w:sz="6" w:space="0" w:color="E2E8F0"/>
-              <w:bottom w:val="single" w:sz="6" w:space="0" w:color="E2E8F0"/>
-              <w:right w:val="single" w:sz="6" w:space="0" w:color="E2E8F0"/>
-            </w:tcBorders>
-            <w:tcMar>
-              <w:top w:w="90" w:type="dxa"/>
-              <w:left w:w="120" w:type="dxa"/>
-              <w:bottom w:w="90" w:type="dxa"/>
-              <w:right w:w="120" w:type="dxa"/>
-            </w:tcMar>
-            <w:vAlign w:val="center"/>
-            <w:hideMark/>
-          </w:tcPr>
-          <w:p>
-            <w:pPr>
-              <w:rPr>
-                <w:sz w:val="28"/>
-                <w:szCs w:val="28"/>
-              </w:rPr>
-            </w:pPr>
-            <w:r>
-              <w:rPr>
-                <w:sz w:val="28"/>
-                <w:szCs w:val="28"/>
-              </w:rPr>
-              <w:t>回显正确</w:t>
-            </w:r>
+              <w:t>弹出修改对话框，所有字段回</w:t>
+            </w:r>
+            <w:proofErr w:type="gramStart"/>
+            <w:r>
+              <w:rPr>
+                <w:sz w:val="28"/>
+                <w:szCs w:val="28"/>
+              </w:rPr>
+              <w:t>显当前</w:t>
+            </w:r>
+            <w:proofErr w:type="gramEnd"/>
+            <w:r>
+              <w:rPr>
+                <w:sz w:val="28"/>
+                <w:szCs w:val="28"/>
+              </w:rPr>
+              <w:t>值</w:t>
+            </w:r>
+          </w:p>
+        </w:tc>
+        <w:tc>
+          <w:tcPr>
+            <w:tcW w:w="0" w:type="auto"/>
+            <w:tcBorders>
+              <w:top w:val="single" w:sz="6" w:space="0" w:color="E2E8F0"/>
+              <w:left w:val="single" w:sz="6" w:space="0" w:color="E2E8F0"/>
+              <w:bottom w:val="single" w:sz="6" w:space="0" w:color="E2E8F0"/>
+              <w:right w:val="single" w:sz="6" w:space="0" w:color="E2E8F0"/>
+            </w:tcBorders>
+            <w:tcMar>
+              <w:top w:w="90" w:type="dxa"/>
+              <w:left w:w="120" w:type="dxa"/>
+              <w:bottom w:w="90" w:type="dxa"/>
+              <w:right w:w="120" w:type="dxa"/>
+            </w:tcMar>
+            <w:vAlign w:val="center"/>
+            <w:hideMark/>
+          </w:tcPr>
+          <w:p>
+            <w:pPr>
+              <w:rPr>
+                <w:sz w:val="28"/>
+                <w:szCs w:val="28"/>
+              </w:rPr>
+            </w:pPr>
+            <w:r>
+              <w:rPr>
+                <w:sz w:val="28"/>
+                <w:szCs w:val="28"/>
+              </w:rPr>
+              <w:t>回</w:t>
+            </w:r>
+            <w:proofErr w:type="gramStart"/>
+            <w:r>
+              <w:rPr>
+                <w:sz w:val="28"/>
+                <w:szCs w:val="28"/>
+              </w:rPr>
+              <w:t>显正确</w:t>
+            </w:r>
+            <w:proofErr w:type="gramEnd"/>
           </w:p>
         </w:tc>
         <w:tc>
@@ -25176,7 +25371,7 @@
           <w:szCs w:val="28"/>
         </w:rPr>
         <w:pict w14:anchorId="2DCEE51A">
-          <v:rect id="_x0000_i1046" style="width:0;height:0" o:hralign="center" o:hrstd="t" o:hr="t" fillcolor="#a0a0a0" stroked="f"/>
+          <v:rect id="_x0000_i1040" style="width:0;height:0" o:hralign="center" o:hrstd="t" o:hr="t" fillcolor="#a0a0a0" stroked="f"/>
         </w:pict>
       </w:r>
     </w:p>
@@ -26179,7 +26374,7 @@
           <w:szCs w:val="28"/>
         </w:rPr>
         <w:pict w14:anchorId="7537DB60">
-          <v:rect id="_x0000_i1047" style="width:0;height:0" o:hralign="center" o:hrstd="t" o:hr="t" fillcolor="#a0a0a0" stroked="f"/>
+          <v:rect id="_x0000_i1041" style="width:0;height:0" o:hralign="center" o:hrstd="t" o:hr="t" fillcolor="#a0a0a0" stroked="f"/>
         </w:pict>
       </w:r>
     </w:p>
@@ -26555,7 +26750,23 @@
                 <w:sz w:val="28"/>
                 <w:szCs w:val="28"/>
               </w:rPr>
-              <w:t>验证删除流程及若依逻辑删除机制</w:t>
+              <w:t>验证删除</w:t>
+            </w:r>
+            <w:proofErr w:type="gramStart"/>
+            <w:r>
+              <w:rPr>
+                <w:sz w:val="28"/>
+                <w:szCs w:val="28"/>
+              </w:rPr>
+              <w:t>流程及若依</w:t>
+            </w:r>
+            <w:proofErr w:type="gramEnd"/>
+            <w:r>
+              <w:rPr>
+                <w:sz w:val="28"/>
+                <w:szCs w:val="28"/>
+              </w:rPr>
+              <w:t>逻辑删除机制</w:t>
             </w:r>
           </w:p>
         </w:tc>
@@ -27027,6 +27238,7 @@
                 <w:szCs w:val="28"/>
               </w:rPr>
             </w:pPr>
+            <w:proofErr w:type="gramStart"/>
             <w:r>
               <w:rPr>
                 <w:sz w:val="28"/>
@@ -27034,6 +27246,7 @@
               </w:rPr>
               <w:t>确认弹窗</w:t>
             </w:r>
+            <w:proofErr w:type="gramEnd"/>
           </w:p>
         </w:tc>
         <w:tc>
@@ -27165,12 +27378,21 @@
                 <w:szCs w:val="28"/>
               </w:rPr>
             </w:pPr>
-            <w:r>
-              <w:rPr>
-                <w:sz w:val="28"/>
-                <w:szCs w:val="28"/>
-              </w:rPr>
-              <w:t>弹窗关闭，记录未删除</w:t>
+            <w:proofErr w:type="gramStart"/>
+            <w:r>
+              <w:rPr>
+                <w:sz w:val="28"/>
+                <w:szCs w:val="28"/>
+              </w:rPr>
+              <w:t>弹窗关闭</w:t>
+            </w:r>
+            <w:proofErr w:type="gramEnd"/>
+            <w:r>
+              <w:rPr>
+                <w:sz w:val="28"/>
+                <w:szCs w:val="28"/>
+              </w:rPr>
+              <w:t>，记录未删除</w:t>
             </w:r>
           </w:p>
         </w:tc>
@@ -27544,12 +27766,21 @@
               </w:rPr>
               <w:t>该记录</w:t>
             </w:r>
-            <w:r>
-              <w:rPr>
-                <w:sz w:val="28"/>
-                <w:szCs w:val="28"/>
-              </w:rPr>
-              <w:t>del_flag=1</w:t>
+            <w:proofErr w:type="spellStart"/>
+            <w:r>
+              <w:rPr>
+                <w:sz w:val="28"/>
+                <w:szCs w:val="28"/>
+              </w:rPr>
+              <w:t>del_flag</w:t>
+            </w:r>
+            <w:proofErr w:type="spellEnd"/>
+            <w:r>
+              <w:rPr>
+                <w:sz w:val="28"/>
+                <w:szCs w:val="28"/>
+              </w:rPr>
+              <w:t>=1</w:t>
             </w:r>
             <w:r>
               <w:rPr>
@@ -27829,7 +28060,7 @@
           <w:szCs w:val="28"/>
         </w:rPr>
         <w:pict w14:anchorId="7AE7F645">
-          <v:rect id="_x0000_i1048" style="width:0;height:0" o:hralign="center" o:hrstd="t" o:hr="t" fillcolor="#a0a0a0" stroked="f"/>
+          <v:rect id="_x0000_i1042" style="width:0;height:0" o:hralign="center" o:hrstd="t" o:hr="t" fillcolor="#a0a0a0" stroked="f"/>
         </w:pict>
       </w:r>
     </w:p>
@@ -28643,6 +28874,7 @@
                 <w:szCs w:val="28"/>
               </w:rPr>
             </w:pPr>
+            <w:proofErr w:type="gramStart"/>
             <w:r>
               <w:rPr>
                 <w:sz w:val="28"/>
@@ -28650,6 +28882,7 @@
               </w:rPr>
               <w:t>弹窗</w:t>
             </w:r>
+            <w:proofErr w:type="gramEnd"/>
             <w:r>
               <w:rPr>
                 <w:sz w:val="28"/>
@@ -29101,7 +29334,7 @@
           <w:szCs w:val="28"/>
         </w:rPr>
         <w:pict w14:anchorId="2FDFB3C5">
-          <v:rect id="_x0000_i1049" style="width:0;height:0" o:hralign="center" o:hrstd="t" o:hr="t" fillcolor="#a0a0a0" stroked="f"/>
+          <v:rect id="_x0000_i1043" style="width:0;height:0" o:hralign="center" o:hrstd="t" o:hr="t" fillcolor="#a0a0a0" stroked="f"/>
         </w:pict>
       </w:r>
     </w:p>
@@ -29424,12 +29657,21 @@
                 <w:szCs w:val="28"/>
               </w:rPr>
             </w:pPr>
-            <w:r>
-              <w:rPr>
-                <w:sz w:val="28"/>
-                <w:szCs w:val="28"/>
-              </w:rPr>
-              <w:t>勾选多条无关联记录</w:t>
+            <w:proofErr w:type="gramStart"/>
+            <w:r>
+              <w:rPr>
+                <w:sz w:val="28"/>
+                <w:szCs w:val="28"/>
+              </w:rPr>
+              <w:t>勾选多条</w:t>
+            </w:r>
+            <w:proofErr w:type="gramEnd"/>
+            <w:r>
+              <w:rPr>
+                <w:sz w:val="28"/>
+                <w:szCs w:val="28"/>
+              </w:rPr>
+              <w:t>无关联记录</w:t>
             </w:r>
           </w:p>
         </w:tc>
@@ -29699,6 +29941,7 @@
                 <w:szCs w:val="28"/>
               </w:rPr>
             </w:pPr>
+            <w:proofErr w:type="gramStart"/>
             <w:r>
               <w:rPr>
                 <w:sz w:val="28"/>
@@ -29706,6 +29949,7 @@
               </w:rPr>
               <w:t>确认弹窗</w:t>
             </w:r>
+            <w:proofErr w:type="gramEnd"/>
           </w:p>
         </w:tc>
         <w:tc>
@@ -29957,7 +30201,7 @@
           <w:szCs w:val="28"/>
         </w:rPr>
         <w:pict w14:anchorId="34006C67">
-          <v:rect id="_x0000_i1050" style="width:0;height:0" o:hralign="center" o:hrstd="t" o:hr="t" fillcolor="#a0a0a0" stroked="f"/>
+          <v:rect id="_x0000_i1044" style="width:0;height:0" o:hralign="center" o:hrstd="t" o:hr="t" fillcolor="#a0a0a0" stroked="f"/>
         </w:pict>
       </w:r>
     </w:p>
@@ -31598,7 +31842,7 @@
           <w:szCs w:val="28"/>
         </w:rPr>
         <w:pict w14:anchorId="0F4B6B1C">
-          <v:rect id="_x0000_i1051" style="width:0;height:0" o:hralign="center" o:hrstd="t" o:hr="t" fillcolor="#a0a0a0" stroked="f"/>
+          <v:rect id="_x0000_i1045" style="width:0;height:0" o:hralign="center" o:hrstd="t" o:hr="t" fillcolor="#a0a0a0" stroked="f"/>
         </w:pict>
       </w:r>
     </w:p>
@@ -33085,7 +33329,7 @@
           <w:szCs w:val="28"/>
         </w:rPr>
         <w:pict w14:anchorId="5B58D3C8">
-          <v:rect id="_x0000_i1052" style="width:0;height:0" o:hralign="center" o:hrstd="t" o:hr="t" fillcolor="#a0a0a0" stroked="f"/>
+          <v:rect id="_x0000_i1046" style="width:0;height:0" o:hralign="center" o:hrstd="t" o:hr="t" fillcolor="#a0a0a0" stroked="f"/>
         </w:pict>
       </w:r>
     </w:p>
@@ -34186,8 +34430,17 @@
                 <w:sz w:val="28"/>
                 <w:szCs w:val="28"/>
               </w:rPr>
-              <w:t>查看列表身份证号列</w:t>
-            </w:r>
+              <w:t>查看列表</w:t>
+            </w:r>
+            <w:proofErr w:type="gramStart"/>
+            <w:r>
+              <w:rPr>
+                <w:sz w:val="28"/>
+                <w:szCs w:val="28"/>
+              </w:rPr>
+              <w:t>身份证号列</w:t>
+            </w:r>
+            <w:proofErr w:type="gramEnd"/>
           </w:p>
         </w:tc>
         <w:tc>
@@ -34507,7 +34760,7 @@
           <w:szCs w:val="28"/>
         </w:rPr>
         <w:pict w14:anchorId="79C18BD9">
-          <v:rect id="_x0000_i1053" style="width:0;height:0" o:hralign="center" o:hrstd="t" o:hr="t" fillcolor="#a0a0a0" stroked="f"/>
+          <v:rect id="_x0000_i1047" style="width:0;height:0" o:hralign="center" o:hrstd="t" o:hr="t" fillcolor="#a0a0a0" stroked="f"/>
         </w:pict>
       </w:r>
     </w:p>
@@ -35350,7 +35603,7 @@
           <w:szCs w:val="28"/>
         </w:rPr>
         <w:pict w14:anchorId="111F0F20">
-          <v:rect id="_x0000_i1054" style="width:0;height:0" o:hralign="center" o:hrstd="t" o:hr="t" fillcolor="#a0a0a0" stroked="f"/>
+          <v:rect id="_x0000_i1048" style="width:0;height:0" o:hralign="center" o:hrstd="t" o:hr="t" fillcolor="#a0a0a0" stroked="f"/>
         </w:pict>
       </w:r>
     </w:p>
@@ -36906,7 +37159,23 @@
                 <w:sz w:val="28"/>
                 <w:szCs w:val="28"/>
               </w:rPr>
-              <w:t>系统自动校验或提示不符（若设计此规则）</w:t>
+              <w:t>系统自动校验或提示不符（若</w:t>
+            </w:r>
+            <w:proofErr w:type="gramStart"/>
+            <w:r>
+              <w:rPr>
+                <w:sz w:val="28"/>
+                <w:szCs w:val="28"/>
+              </w:rPr>
+              <w:t>设计此</w:t>
+            </w:r>
+            <w:proofErr w:type="gramEnd"/>
+            <w:r>
+              <w:rPr>
+                <w:sz w:val="28"/>
+                <w:szCs w:val="28"/>
+              </w:rPr>
+              <w:t>规则）</w:t>
             </w:r>
           </w:p>
         </w:tc>
@@ -37199,6 +37468,7 @@
                 <w:sz w:val="28"/>
                 <w:szCs w:val="28"/>
               </w:rPr>
+              <w:lastRenderedPageBreak/>
               <w:t>7</w:t>
             </w:r>
           </w:p>
@@ -37575,7 +37845,7 @@
           <w:szCs w:val="28"/>
         </w:rPr>
         <w:pict w14:anchorId="6F940BE0">
-          <v:rect id="_x0000_i1055" style="width:0;height:0" o:hralign="center" o:hrstd="t" o:hr="t" fillcolor="#a0a0a0" stroked="f"/>
+          <v:rect id="_x0000_i1049" style="width:0;height:0" o:hralign="center" o:hrstd="t" o:hr="t" fillcolor="#a0a0a0" stroked="f"/>
         </w:pict>
       </w:r>
     </w:p>
@@ -38666,7 +38936,7 @@
           <w:szCs w:val="28"/>
         </w:rPr>
         <w:pict w14:anchorId="1D9874A2">
-          <v:rect id="_x0000_i1056" style="width:0;height:0" o:hralign="center" o:hrstd="t" o:hr="t" fillcolor="#a0a0a0" stroked="f"/>
+          <v:rect id="_x0000_i1050" style="width:0;height:0" o:hralign="center" o:hrstd="t" o:hr="t" fillcolor="#a0a0a0" stroked="f"/>
         </w:pict>
       </w:r>
     </w:p>
@@ -39517,7 +39787,7 @@
           <w:szCs w:val="28"/>
         </w:rPr>
         <w:pict w14:anchorId="7CBF1FD3">
-          <v:rect id="_x0000_i1057" style="width:0;height:0" o:hralign="center" o:hrstd="t" o:hr="t" fillcolor="#a0a0a0" stroked="f"/>
+          <v:rect id="_x0000_i1051" style="width:0;height:0" o:hralign="center" o:hrstd="t" o:hr="t" fillcolor="#a0a0a0" stroked="f"/>
         </w:pict>
       </w:r>
     </w:p>
@@ -41196,7 +41466,7 @@
           <w:szCs w:val="28"/>
         </w:rPr>
         <w:pict w14:anchorId="4B34CB9A">
-          <v:rect id="_x0000_i1058" style="width:0;height:0" o:hralign="center" o:hrstd="t" o:hr="t" fillcolor="#a0a0a0" stroked="f"/>
+          <v:rect id="_x0000_i1052" style="width:0;height:0" o:hralign="center" o:hrstd="t" o:hr="t" fillcolor="#a0a0a0" stroked="f"/>
         </w:pict>
       </w:r>
     </w:p>
@@ -42017,6 +42287,7 @@
                 <w:szCs w:val="28"/>
               </w:rPr>
             </w:pPr>
+            <w:proofErr w:type="gramStart"/>
             <w:r>
               <w:rPr>
                 <w:sz w:val="28"/>
@@ -42024,6 +42295,7 @@
               </w:rPr>
               <w:t>弹窗</w:t>
             </w:r>
+            <w:proofErr w:type="gramEnd"/>
             <w:r>
               <w:rPr>
                 <w:sz w:val="28"/>
@@ -42475,7 +42747,7 @@
           <w:szCs w:val="28"/>
         </w:rPr>
         <w:pict w14:anchorId="4373A6CA">
-          <v:rect id="_x0000_i1059" style="width:0;height:0" o:hralign="center" o:hrstd="t" o:hr="t" fillcolor="#a0a0a0" stroked="f"/>
+          <v:rect id="_x0000_i1053" style="width:0;height:0" o:hralign="center" o:hrstd="t" o:hr="t" fillcolor="#a0a0a0" stroked="f"/>
         </w:pict>
       </w:r>
     </w:p>
@@ -42982,8 +43254,17 @@
                 <w:sz w:val="28"/>
                 <w:szCs w:val="28"/>
               </w:rPr>
-              <w:t>检查身份证号列</w:t>
-            </w:r>
+              <w:t>检查</w:t>
+            </w:r>
+            <w:proofErr w:type="gramStart"/>
+            <w:r>
+              <w:rPr>
+                <w:sz w:val="28"/>
+                <w:szCs w:val="28"/>
+              </w:rPr>
+              <w:t>身份证号列</w:t>
+            </w:r>
+            <w:proofErr w:type="gramEnd"/>
           </w:p>
         </w:tc>
         <w:tc>
@@ -43275,7 +43556,7 @@
           <w:szCs w:val="28"/>
         </w:rPr>
         <w:pict w14:anchorId="46D2770A">
-          <v:rect id="_x0000_i1060" style="width:0;height:0" o:hralign="center" o:hrstd="t" o:hr="t" fillcolor="#a0a0a0" stroked="f"/>
+          <v:rect id="_x0000_i1054" style="width:0;height:0" o:hralign="center" o:hrstd="t" o:hr="t" fillcolor="#a0a0a0" stroked="f"/>
         </w:pict>
       </w:r>
     </w:p>
@@ -44855,7 +45136,7 @@
           <w:szCs w:val="28"/>
         </w:rPr>
         <w:pict w14:anchorId="132D8471">
-          <v:rect id="_x0000_i1061" style="width:0;height:0" o:hralign="center" o:hrstd="t" o:hr="t" fillcolor="#a0a0a0" stroked="f"/>
+          <v:rect id="_x0000_i1055" style="width:0;height:0" o:hralign="center" o:hrstd="t" o:hr="t" fillcolor="#a0a0a0" stroked="f"/>
         </w:pict>
       </w:r>
     </w:p>
@@ -45217,8 +45498,17 @@
                 <w:sz w:val="28"/>
                 <w:szCs w:val="28"/>
               </w:rPr>
-              <w:t>支持输入或下拉选择</w:t>
-            </w:r>
+              <w:t>支持输入或下</w:t>
+            </w:r>
+            <w:proofErr w:type="gramStart"/>
+            <w:r>
+              <w:rPr>
+                <w:sz w:val="28"/>
+                <w:szCs w:val="28"/>
+              </w:rPr>
+              <w:t>拉选择</w:t>
+            </w:r>
+            <w:proofErr w:type="gramEnd"/>
           </w:p>
         </w:tc>
         <w:tc>
@@ -45476,7 +45766,7 @@
           <w:szCs w:val="28"/>
         </w:rPr>
         <w:pict w14:anchorId="543E934E">
-          <v:rect id="_x0000_i1062" style="width:0;height:0" o:hralign="center" o:hrstd="t" o:hr="t" fillcolor="#a0a0a0" stroked="f"/>
+          <v:rect id="_x0000_i1056" style="width:0;height:0" o:hralign="center" o:hrstd="t" o:hr="t" fillcolor="#a0a0a0" stroked="f"/>
         </w:pict>
       </w:r>
     </w:p>
@@ -46092,7 +46382,23 @@
                 <w:sz w:val="28"/>
                 <w:szCs w:val="28"/>
               </w:rPr>
-              <w:t>，赵六当前参与论文数</w:t>
+              <w:t>，赵</w:t>
+            </w:r>
+            <w:proofErr w:type="gramStart"/>
+            <w:r>
+              <w:rPr>
+                <w:sz w:val="28"/>
+                <w:szCs w:val="28"/>
+              </w:rPr>
+              <w:t>六当前</w:t>
+            </w:r>
+            <w:proofErr w:type="gramEnd"/>
+            <w:r>
+              <w:rPr>
+                <w:sz w:val="28"/>
+                <w:szCs w:val="28"/>
+              </w:rPr>
+              <w:t>参与论文数</w:t>
             </w:r>
             <w:r>
               <w:rPr>
@@ -48037,8 +48343,17 @@
                 <w:sz w:val="28"/>
                 <w:szCs w:val="28"/>
               </w:rPr>
-              <w:t>：查看赵六记录</w:t>
-            </w:r>
+              <w:t>：查看赵</w:t>
+            </w:r>
+            <w:proofErr w:type="gramStart"/>
+            <w:r>
+              <w:rPr>
+                <w:sz w:val="28"/>
+                <w:szCs w:val="28"/>
+              </w:rPr>
+              <w:t>六记录</w:t>
+            </w:r>
+            <w:proofErr w:type="gramEnd"/>
           </w:p>
         </w:tc>
         <w:tc>
@@ -48353,7 +48668,7 @@
           <w:szCs w:val="28"/>
         </w:rPr>
         <w:pict w14:anchorId="7FA5F046">
-          <v:rect id="_x0000_i1063" style="width:0;height:0" o:hralign="center" o:hrstd="t" o:hr="t" fillcolor="#a0a0a0" stroked="f"/>
+          <v:rect id="_x0000_i1057" style="width:0;height:0" o:hralign="center" o:hrstd="t" o:hr="t" fillcolor="#a0a0a0" stroked="f"/>
         </w:pict>
       </w:r>
     </w:p>
@@ -49054,8 +49369,9 @@
           <w:sz w:val="28"/>
           <w:szCs w:val="28"/>
         </w:rPr>
+        <w:lastRenderedPageBreak/>
         <w:pict w14:anchorId="1BFF9E93">
-          <v:rect id="_x0000_i1064" style="width:0;height:0" o:hralign="center" o:hrstd="t" o:hr="t" fillcolor="#a0a0a0" stroked="f"/>
+          <v:rect id="_x0000_i1058" style="width:0;height:0" o:hralign="center" o:hrstd="t" o:hr="t" fillcolor="#a0a0a0" stroked="f"/>
         </w:pict>
       </w:r>
     </w:p>
@@ -49657,7 +49973,23 @@
                 <w:sz w:val="28"/>
                 <w:szCs w:val="28"/>
               </w:rPr>
-              <w:t>），移除赵六，添加钱七（学生</w:t>
+              <w:t>），移除赵六，</w:t>
+            </w:r>
+            <w:proofErr w:type="gramStart"/>
+            <w:r>
+              <w:rPr>
+                <w:sz w:val="28"/>
+                <w:szCs w:val="28"/>
+              </w:rPr>
+              <w:t>添加钱七</w:t>
+            </w:r>
+            <w:proofErr w:type="gramEnd"/>
+            <w:r>
+              <w:rPr>
+                <w:sz w:val="28"/>
+                <w:szCs w:val="28"/>
+              </w:rPr>
+              <w:t>（学生</w:t>
             </w:r>
             <w:r>
               <w:rPr>
@@ -50333,8 +50665,17 @@
                 <w:sz w:val="28"/>
                 <w:szCs w:val="28"/>
               </w:rPr>
-              <w:t>移除其他作者赵六，添加钱七</w:t>
-            </w:r>
+              <w:t>移除其他作者赵六，</w:t>
+            </w:r>
+            <w:proofErr w:type="gramStart"/>
+            <w:r>
+              <w:rPr>
+                <w:sz w:val="28"/>
+                <w:szCs w:val="28"/>
+              </w:rPr>
+              <w:t>添加钱七</w:t>
+            </w:r>
+            <w:proofErr w:type="gramEnd"/>
           </w:p>
         </w:tc>
         <w:tc>
@@ -51463,7 +51804,7 @@
           <w:szCs w:val="28"/>
         </w:rPr>
         <w:pict w14:anchorId="38732BAB">
-          <v:rect id="_x0000_i1065" style="width:0;height:0" o:hralign="center" o:hrstd="t" o:hr="t" fillcolor="#a0a0a0" stroked="f"/>
+          <v:rect id="_x0000_i1059" style="width:0;height:0" o:hralign="center" o:hrstd="t" o:hr="t" fillcolor="#a0a0a0" stroked="f"/>
         </w:pict>
       </w:r>
     </w:p>
@@ -51770,8 +52111,17 @@
                 <w:sz w:val="28"/>
                 <w:szCs w:val="28"/>
               </w:rPr>
-              <w:t>论文删除、关联统计回滚</w:t>
-            </w:r>
+              <w:t>论文删除、关联</w:t>
+            </w:r>
+            <w:proofErr w:type="gramStart"/>
+            <w:r>
+              <w:rPr>
+                <w:sz w:val="28"/>
+                <w:szCs w:val="28"/>
+              </w:rPr>
+              <w:t>统计回滚</w:t>
+            </w:r>
+            <w:proofErr w:type="gramEnd"/>
           </w:p>
         </w:tc>
       </w:tr>
@@ -52335,6 +52685,7 @@
                 <w:szCs w:val="28"/>
               </w:rPr>
             </w:pPr>
+            <w:proofErr w:type="gramStart"/>
             <w:r>
               <w:rPr>
                 <w:sz w:val="28"/>
@@ -52342,6 +52693,7 @@
               </w:rPr>
               <w:t>确认弹窗</w:t>
             </w:r>
+            <w:proofErr w:type="gramEnd"/>
           </w:p>
         </w:tc>
         <w:tc>
@@ -53166,3405 +53518,18 @@
           <w:szCs w:val="28"/>
         </w:rPr>
         <w:pict w14:anchorId="355F16CA">
-          <v:rect id="_x0000_i1066" style="width:0;height:0" o:hralign="center" o:hrstd="t" o:hr="t" fillcolor="#a0a0a0" stroked="f"/>
+          <v:rect id="_x0000_i1060" style="width:0;height:0" o:hralign="center" o:hrstd="t" o:hr="t" fillcolor="#a0a0a0" stroked="f"/>
         </w:pict>
       </w:r>
     </w:p>
     <w:p>
       <w:pPr>
         <w:rPr>
-          <w:b/>
-          <w:bCs/>
-          <w:sz w:val="32"/>
-          <w:szCs w:val="32"/>
-        </w:rPr>
-      </w:pPr>
-      <w:r>
-        <w:rPr>
-          <w:b/>
-          <w:bCs/>
-          <w:sz w:val="32"/>
-          <w:szCs w:val="32"/>
-        </w:rPr>
-        <w:t xml:space="preserve">4.3.6 </w:t>
-      </w:r>
-      <w:r>
-        <w:rPr>
-          <w:b/>
-          <w:bCs/>
-          <w:sz w:val="32"/>
-          <w:szCs w:val="32"/>
-        </w:rPr>
-        <w:t>统计联动测试用例（专项）</w:t>
-      </w:r>
-    </w:p>
-    <w:p>
-      <w:pPr>
-        <w:rPr>
-          <w:sz w:val="30"/>
-          <w:szCs w:val="30"/>
-        </w:rPr>
-      </w:pPr>
-      <w:r>
-        <w:rPr>
-          <w:b/>
-          <w:bCs/>
-          <w:sz w:val="30"/>
-          <w:szCs w:val="30"/>
-        </w:rPr>
-        <w:t>用例</w:t>
-      </w:r>
-      <w:r>
-        <w:rPr>
-          <w:b/>
-          <w:bCs/>
-          <w:sz w:val="30"/>
-          <w:szCs w:val="30"/>
-        </w:rPr>
-        <w:t>4.3.6-1</w:t>
-      </w:r>
-      <w:r>
-        <w:rPr>
-          <w:b/>
-          <w:bCs/>
-          <w:sz w:val="30"/>
-          <w:szCs w:val="30"/>
-        </w:rPr>
-        <w:t>：论文发表级别变更对资金统计的影响（扩展）</w:t>
-      </w:r>
-    </w:p>
-    <w:tbl>
-      <w:tblPr>
-        <w:tblW w:w="12945" w:type="dxa"/>
-        <w:tblBorders>
-          <w:top w:val="single" w:sz="2" w:space="0" w:color="auto"/>
-          <w:left w:val="single" w:sz="2" w:space="0" w:color="auto"/>
-          <w:bottom w:val="single" w:sz="2" w:space="0" w:color="auto"/>
-          <w:right w:val="single" w:sz="2" w:space="0" w:color="auto"/>
-        </w:tblBorders>
-        <w:tblCellMar>
-          <w:top w:w="15" w:type="dxa"/>
-          <w:left w:w="15" w:type="dxa"/>
-          <w:bottom w:w="15" w:type="dxa"/>
-          <w:right w:w="15" w:type="dxa"/>
-        </w:tblCellMar>
-        <w:tblLook w:val="04A0" w:firstRow="1" w:lastRow="0" w:firstColumn="1" w:lastColumn="0" w:noHBand="0" w:noVBand="1"/>
-      </w:tblPr>
-      <w:tblGrid>
-        <w:gridCol w:w="2354"/>
-        <w:gridCol w:w="10591"/>
-      </w:tblGrid>
-      <w:tr>
-        <w:trPr>
-          <w:tblHeader/>
-        </w:trPr>
-        <w:tc>
-          <w:tcPr>
-            <w:tcW w:w="0" w:type="auto"/>
-            <w:tcBorders>
-              <w:top w:val="single" w:sz="6" w:space="0" w:color="E2E8F0"/>
-              <w:left w:val="single" w:sz="6" w:space="0" w:color="E2E8F0"/>
-              <w:bottom w:val="single" w:sz="6" w:space="0" w:color="E2E8F0"/>
-              <w:right w:val="single" w:sz="6" w:space="0" w:color="E2E8F0"/>
-            </w:tcBorders>
-            <w:shd w:val="clear" w:color="auto" w:fill="F1F5F9"/>
-            <w:tcMar>
-              <w:top w:w="90" w:type="dxa"/>
-              <w:left w:w="120" w:type="dxa"/>
-              <w:bottom w:w="90" w:type="dxa"/>
-              <w:right w:w="120" w:type="dxa"/>
-            </w:tcMar>
-            <w:vAlign w:val="center"/>
-            <w:hideMark/>
-          </w:tcPr>
-          <w:p>
-            <w:pPr>
-              <w:rPr>
-                <w:b/>
-                <w:bCs/>
-                <w:sz w:val="28"/>
-                <w:szCs w:val="28"/>
-              </w:rPr>
-            </w:pPr>
-            <w:r>
-              <w:rPr>
-                <w:b/>
-                <w:bCs/>
-                <w:sz w:val="28"/>
-                <w:szCs w:val="28"/>
-              </w:rPr>
-              <w:t>项目</w:t>
-            </w:r>
-          </w:p>
-        </w:tc>
-        <w:tc>
-          <w:tcPr>
-            <w:tcW w:w="0" w:type="auto"/>
-            <w:tcBorders>
-              <w:top w:val="single" w:sz="6" w:space="0" w:color="E2E8F0"/>
-              <w:left w:val="single" w:sz="6" w:space="0" w:color="E2E8F0"/>
-              <w:bottom w:val="single" w:sz="6" w:space="0" w:color="E2E8F0"/>
-              <w:right w:val="single" w:sz="6" w:space="0" w:color="E2E8F0"/>
-            </w:tcBorders>
-            <w:shd w:val="clear" w:color="auto" w:fill="F1F5F9"/>
-            <w:tcMar>
-              <w:top w:w="90" w:type="dxa"/>
-              <w:left w:w="120" w:type="dxa"/>
-              <w:bottom w:w="90" w:type="dxa"/>
-              <w:right w:w="120" w:type="dxa"/>
-            </w:tcMar>
-            <w:vAlign w:val="center"/>
-            <w:hideMark/>
-          </w:tcPr>
-          <w:p>
-            <w:pPr>
-              <w:rPr>
-                <w:b/>
-                <w:bCs/>
-                <w:sz w:val="28"/>
-                <w:szCs w:val="28"/>
-              </w:rPr>
-            </w:pPr>
-            <w:r>
-              <w:rPr>
-                <w:b/>
-                <w:bCs/>
-                <w:sz w:val="28"/>
-                <w:szCs w:val="28"/>
-              </w:rPr>
-              <w:t>内容</w:t>
-            </w:r>
-          </w:p>
-        </w:tc>
-      </w:tr>
-      <w:tr>
-        <w:tc>
-          <w:tcPr>
-            <w:tcW w:w="0" w:type="auto"/>
-            <w:tcBorders>
-              <w:top w:val="single" w:sz="6" w:space="0" w:color="E2E8F0"/>
-              <w:left w:val="single" w:sz="6" w:space="0" w:color="E2E8F0"/>
-              <w:bottom w:val="single" w:sz="6" w:space="0" w:color="E2E8F0"/>
-              <w:right w:val="single" w:sz="6" w:space="0" w:color="E2E8F0"/>
-            </w:tcBorders>
-            <w:tcMar>
-              <w:top w:w="90" w:type="dxa"/>
-              <w:left w:w="120" w:type="dxa"/>
-              <w:bottom w:w="90" w:type="dxa"/>
-              <w:right w:w="120" w:type="dxa"/>
-            </w:tcMar>
-            <w:vAlign w:val="center"/>
-            <w:hideMark/>
-          </w:tcPr>
-          <w:p>
-            <w:pPr>
-              <w:rPr>
-                <w:sz w:val="28"/>
-                <w:szCs w:val="28"/>
-              </w:rPr>
-            </w:pPr>
-            <w:r>
-              <w:rPr>
-                <w:sz w:val="28"/>
-                <w:szCs w:val="28"/>
-              </w:rPr>
-              <w:t>目标业务</w:t>
-            </w:r>
-          </w:p>
-        </w:tc>
-        <w:tc>
-          <w:tcPr>
-            <w:tcW w:w="0" w:type="auto"/>
-            <w:tcBorders>
-              <w:top w:val="single" w:sz="6" w:space="0" w:color="E2E8F0"/>
-              <w:left w:val="single" w:sz="6" w:space="0" w:color="E2E8F0"/>
-              <w:bottom w:val="single" w:sz="6" w:space="0" w:color="E2E8F0"/>
-              <w:right w:val="single" w:sz="6" w:space="0" w:color="E2E8F0"/>
-            </w:tcBorders>
-            <w:tcMar>
-              <w:top w:w="90" w:type="dxa"/>
-              <w:left w:w="120" w:type="dxa"/>
-              <w:bottom w:w="90" w:type="dxa"/>
-              <w:right w:w="120" w:type="dxa"/>
-            </w:tcMar>
-            <w:vAlign w:val="center"/>
-            <w:hideMark/>
-          </w:tcPr>
-          <w:p>
-            <w:pPr>
-              <w:rPr>
-                <w:sz w:val="28"/>
-                <w:szCs w:val="28"/>
-              </w:rPr>
-            </w:pPr>
-            <w:r>
-              <w:rPr>
-                <w:sz w:val="28"/>
-                <w:szCs w:val="28"/>
-              </w:rPr>
-              <w:t>验证发表级别与奖励资金的联动（若系统设计）</w:t>
-            </w:r>
-          </w:p>
-        </w:tc>
-      </w:tr>
-      <w:tr>
-        <w:tc>
-          <w:tcPr>
-            <w:tcW w:w="0" w:type="auto"/>
-            <w:tcBorders>
-              <w:top w:val="single" w:sz="6" w:space="0" w:color="E2E8F0"/>
-              <w:left w:val="single" w:sz="6" w:space="0" w:color="E2E8F0"/>
-              <w:bottom w:val="single" w:sz="6" w:space="0" w:color="E2E8F0"/>
-              <w:right w:val="single" w:sz="6" w:space="0" w:color="E2E8F0"/>
-            </w:tcBorders>
-            <w:tcMar>
-              <w:top w:w="90" w:type="dxa"/>
-              <w:left w:w="120" w:type="dxa"/>
-              <w:bottom w:w="90" w:type="dxa"/>
-              <w:right w:w="120" w:type="dxa"/>
-            </w:tcMar>
-            <w:vAlign w:val="center"/>
-            <w:hideMark/>
-          </w:tcPr>
-          <w:p>
-            <w:pPr>
-              <w:rPr>
-                <w:sz w:val="28"/>
-                <w:szCs w:val="28"/>
-              </w:rPr>
-            </w:pPr>
-            <w:r>
-              <w:rPr>
-                <w:sz w:val="28"/>
-                <w:szCs w:val="28"/>
-              </w:rPr>
-              <w:t>目标功能</w:t>
-            </w:r>
-          </w:p>
-        </w:tc>
-        <w:tc>
-          <w:tcPr>
-            <w:tcW w:w="0" w:type="auto"/>
-            <w:tcBorders>
-              <w:top w:val="single" w:sz="6" w:space="0" w:color="E2E8F0"/>
-              <w:left w:val="single" w:sz="6" w:space="0" w:color="E2E8F0"/>
-              <w:bottom w:val="single" w:sz="6" w:space="0" w:color="E2E8F0"/>
-              <w:right w:val="single" w:sz="6" w:space="0" w:color="E2E8F0"/>
-            </w:tcBorders>
-            <w:tcMar>
-              <w:top w:w="90" w:type="dxa"/>
-              <w:left w:w="120" w:type="dxa"/>
-              <w:bottom w:w="90" w:type="dxa"/>
-              <w:right w:w="120" w:type="dxa"/>
-            </w:tcMar>
-            <w:vAlign w:val="center"/>
-            <w:hideMark/>
-          </w:tcPr>
-          <w:p>
-            <w:pPr>
-              <w:rPr>
-                <w:sz w:val="28"/>
-                <w:szCs w:val="28"/>
-              </w:rPr>
-            </w:pPr>
-            <w:r>
-              <w:rPr>
-                <w:sz w:val="28"/>
-                <w:szCs w:val="28"/>
-              </w:rPr>
-              <w:t>级别变更</w:t>
-            </w:r>
-            <w:r>
-              <w:rPr>
-                <w:sz w:val="28"/>
-                <w:szCs w:val="28"/>
-              </w:rPr>
-              <w:t>→</w:t>
-            </w:r>
-            <w:r>
-              <w:rPr>
-                <w:sz w:val="28"/>
-                <w:szCs w:val="28"/>
-              </w:rPr>
-              <w:t>资金统计重新计算</w:t>
-            </w:r>
-          </w:p>
-        </w:tc>
-      </w:tr>
-      <w:tr>
-        <w:tc>
-          <w:tcPr>
-            <w:tcW w:w="0" w:type="auto"/>
-            <w:tcBorders>
-              <w:top w:val="single" w:sz="6" w:space="0" w:color="E2E8F0"/>
-              <w:left w:val="single" w:sz="6" w:space="0" w:color="E2E8F0"/>
-              <w:bottom w:val="single" w:sz="6" w:space="0" w:color="E2E8F0"/>
-              <w:right w:val="single" w:sz="6" w:space="0" w:color="E2E8F0"/>
-            </w:tcBorders>
-            <w:tcMar>
-              <w:top w:w="90" w:type="dxa"/>
-              <w:left w:w="120" w:type="dxa"/>
-              <w:bottom w:w="90" w:type="dxa"/>
-              <w:right w:w="120" w:type="dxa"/>
-            </w:tcMar>
-            <w:vAlign w:val="center"/>
-            <w:hideMark/>
-          </w:tcPr>
-          <w:p>
-            <w:pPr>
-              <w:rPr>
-                <w:sz w:val="28"/>
-                <w:szCs w:val="28"/>
-              </w:rPr>
-            </w:pPr>
-            <w:r>
-              <w:rPr>
-                <w:sz w:val="28"/>
-                <w:szCs w:val="28"/>
-              </w:rPr>
-              <w:t>测试目的</w:t>
-            </w:r>
-          </w:p>
-        </w:tc>
-        <w:tc>
-          <w:tcPr>
-            <w:tcW w:w="0" w:type="auto"/>
-            <w:tcBorders>
-              <w:top w:val="single" w:sz="6" w:space="0" w:color="E2E8F0"/>
-              <w:left w:val="single" w:sz="6" w:space="0" w:color="E2E8F0"/>
-              <w:bottom w:val="single" w:sz="6" w:space="0" w:color="E2E8F0"/>
-              <w:right w:val="single" w:sz="6" w:space="0" w:color="E2E8F0"/>
-            </w:tcBorders>
-            <w:tcMar>
-              <w:top w:w="90" w:type="dxa"/>
-              <w:left w:w="120" w:type="dxa"/>
-              <w:bottom w:w="90" w:type="dxa"/>
-              <w:right w:w="120" w:type="dxa"/>
-            </w:tcMar>
-            <w:vAlign w:val="center"/>
-            <w:hideMark/>
-          </w:tcPr>
-          <w:p>
-            <w:pPr>
-              <w:rPr>
-                <w:sz w:val="28"/>
-                <w:szCs w:val="28"/>
-              </w:rPr>
-            </w:pPr>
-            <w:r>
-              <w:rPr>
-                <w:sz w:val="28"/>
-                <w:szCs w:val="28"/>
-              </w:rPr>
-              <w:t>验证跨字段统计联动</w:t>
-            </w:r>
-          </w:p>
-        </w:tc>
-      </w:tr>
-    </w:tbl>
-    <w:p>
-      <w:pPr>
-        <w:rPr>
-          <w:vanish/>
+          <w:rFonts w:hint="eastAsia"/>
           <w:sz w:val="28"/>
           <w:szCs w:val="28"/>
         </w:rPr>
       </w:pPr>
-    </w:p>
-    <w:tbl>
-      <w:tblPr>
-        <w:tblW w:w="12945" w:type="dxa"/>
-        <w:tblBorders>
-          <w:top w:val="single" w:sz="2" w:space="0" w:color="auto"/>
-          <w:left w:val="single" w:sz="2" w:space="0" w:color="auto"/>
-          <w:bottom w:val="single" w:sz="2" w:space="0" w:color="auto"/>
-          <w:right w:val="single" w:sz="2" w:space="0" w:color="auto"/>
-        </w:tblBorders>
-        <w:tblCellMar>
-          <w:top w:w="15" w:type="dxa"/>
-          <w:left w:w="15" w:type="dxa"/>
-          <w:bottom w:w="15" w:type="dxa"/>
-          <w:right w:w="15" w:type="dxa"/>
-        </w:tblCellMar>
-        <w:tblLook w:val="04A0" w:firstRow="1" w:lastRow="0" w:firstColumn="1" w:lastColumn="0" w:noHBand="0" w:noVBand="1"/>
-      </w:tblPr>
-      <w:tblGrid>
-        <w:gridCol w:w="843"/>
-        <w:gridCol w:w="5540"/>
-        <w:gridCol w:w="3703"/>
-        <w:gridCol w:w="1432"/>
-        <w:gridCol w:w="1427"/>
-      </w:tblGrid>
-      <w:tr>
-        <w:trPr>
-          <w:tblHeader/>
-        </w:trPr>
-        <w:tc>
-          <w:tcPr>
-            <w:tcW w:w="0" w:type="auto"/>
-            <w:tcBorders>
-              <w:top w:val="single" w:sz="6" w:space="0" w:color="E2E8F0"/>
-              <w:left w:val="single" w:sz="6" w:space="0" w:color="E2E8F0"/>
-              <w:bottom w:val="single" w:sz="6" w:space="0" w:color="E2E8F0"/>
-              <w:right w:val="single" w:sz="6" w:space="0" w:color="E2E8F0"/>
-            </w:tcBorders>
-            <w:shd w:val="clear" w:color="auto" w:fill="F1F5F9"/>
-            <w:tcMar>
-              <w:top w:w="90" w:type="dxa"/>
-              <w:left w:w="120" w:type="dxa"/>
-              <w:bottom w:w="90" w:type="dxa"/>
-              <w:right w:w="120" w:type="dxa"/>
-            </w:tcMar>
-            <w:vAlign w:val="center"/>
-            <w:hideMark/>
-          </w:tcPr>
-          <w:p>
-            <w:pPr>
-              <w:rPr>
-                <w:b/>
-                <w:bCs/>
-                <w:sz w:val="28"/>
-                <w:szCs w:val="28"/>
-              </w:rPr>
-            </w:pPr>
-            <w:r>
-              <w:rPr>
-                <w:b/>
-                <w:bCs/>
-                <w:sz w:val="28"/>
-                <w:szCs w:val="28"/>
-              </w:rPr>
-              <w:t>步骤</w:t>
-            </w:r>
-          </w:p>
-        </w:tc>
-        <w:tc>
-          <w:tcPr>
-            <w:tcW w:w="0" w:type="auto"/>
-            <w:tcBorders>
-              <w:top w:val="single" w:sz="6" w:space="0" w:color="E2E8F0"/>
-              <w:left w:val="single" w:sz="6" w:space="0" w:color="E2E8F0"/>
-              <w:bottom w:val="single" w:sz="6" w:space="0" w:color="E2E8F0"/>
-              <w:right w:val="single" w:sz="6" w:space="0" w:color="E2E8F0"/>
-            </w:tcBorders>
-            <w:shd w:val="clear" w:color="auto" w:fill="F1F5F9"/>
-            <w:tcMar>
-              <w:top w:w="90" w:type="dxa"/>
-              <w:left w:w="120" w:type="dxa"/>
-              <w:bottom w:w="90" w:type="dxa"/>
-              <w:right w:w="120" w:type="dxa"/>
-            </w:tcMar>
-            <w:vAlign w:val="center"/>
-            <w:hideMark/>
-          </w:tcPr>
-          <w:p>
-            <w:pPr>
-              <w:rPr>
-                <w:b/>
-                <w:bCs/>
-                <w:sz w:val="28"/>
-                <w:szCs w:val="28"/>
-              </w:rPr>
-            </w:pPr>
-            <w:r>
-              <w:rPr>
-                <w:b/>
-                <w:bCs/>
-                <w:sz w:val="28"/>
-                <w:szCs w:val="28"/>
-              </w:rPr>
-              <w:t>过程描述</w:t>
-            </w:r>
-          </w:p>
-        </w:tc>
-        <w:tc>
-          <w:tcPr>
-            <w:tcW w:w="0" w:type="auto"/>
-            <w:tcBorders>
-              <w:top w:val="single" w:sz="6" w:space="0" w:color="E2E8F0"/>
-              <w:left w:val="single" w:sz="6" w:space="0" w:color="E2E8F0"/>
-              <w:bottom w:val="single" w:sz="6" w:space="0" w:color="E2E8F0"/>
-              <w:right w:val="single" w:sz="6" w:space="0" w:color="E2E8F0"/>
-            </w:tcBorders>
-            <w:shd w:val="clear" w:color="auto" w:fill="F1F5F9"/>
-            <w:tcMar>
-              <w:top w:w="90" w:type="dxa"/>
-              <w:left w:w="120" w:type="dxa"/>
-              <w:bottom w:w="90" w:type="dxa"/>
-              <w:right w:w="120" w:type="dxa"/>
-            </w:tcMar>
-            <w:vAlign w:val="center"/>
-            <w:hideMark/>
-          </w:tcPr>
-          <w:p>
-            <w:pPr>
-              <w:rPr>
-                <w:b/>
-                <w:bCs/>
-                <w:sz w:val="28"/>
-                <w:szCs w:val="28"/>
-              </w:rPr>
-            </w:pPr>
-            <w:r>
-              <w:rPr>
-                <w:b/>
-                <w:bCs/>
-                <w:sz w:val="28"/>
-                <w:szCs w:val="28"/>
-              </w:rPr>
-              <w:t>预期结果</w:t>
-            </w:r>
-          </w:p>
-        </w:tc>
-        <w:tc>
-          <w:tcPr>
-            <w:tcW w:w="0" w:type="auto"/>
-            <w:tcBorders>
-              <w:top w:val="single" w:sz="6" w:space="0" w:color="E2E8F0"/>
-              <w:left w:val="single" w:sz="6" w:space="0" w:color="E2E8F0"/>
-              <w:bottom w:val="single" w:sz="6" w:space="0" w:color="E2E8F0"/>
-              <w:right w:val="single" w:sz="6" w:space="0" w:color="E2E8F0"/>
-            </w:tcBorders>
-            <w:shd w:val="clear" w:color="auto" w:fill="F1F5F9"/>
-            <w:tcMar>
-              <w:top w:w="90" w:type="dxa"/>
-              <w:left w:w="120" w:type="dxa"/>
-              <w:bottom w:w="90" w:type="dxa"/>
-              <w:right w:w="120" w:type="dxa"/>
-            </w:tcMar>
-            <w:vAlign w:val="center"/>
-            <w:hideMark/>
-          </w:tcPr>
-          <w:p>
-            <w:pPr>
-              <w:rPr>
-                <w:b/>
-                <w:bCs/>
-                <w:sz w:val="28"/>
-                <w:szCs w:val="28"/>
-              </w:rPr>
-            </w:pPr>
-            <w:r>
-              <w:rPr>
-                <w:b/>
-                <w:bCs/>
-                <w:sz w:val="28"/>
-                <w:szCs w:val="28"/>
-              </w:rPr>
-              <w:t>实际结果</w:t>
-            </w:r>
-          </w:p>
-        </w:tc>
-        <w:tc>
-          <w:tcPr>
-            <w:tcW w:w="0" w:type="auto"/>
-            <w:tcBorders>
-              <w:top w:val="single" w:sz="6" w:space="0" w:color="E2E8F0"/>
-              <w:left w:val="single" w:sz="6" w:space="0" w:color="E2E8F0"/>
-              <w:bottom w:val="single" w:sz="6" w:space="0" w:color="E2E8F0"/>
-              <w:right w:val="single" w:sz="6" w:space="0" w:color="E2E8F0"/>
-            </w:tcBorders>
-            <w:shd w:val="clear" w:color="auto" w:fill="F1F5F9"/>
-            <w:tcMar>
-              <w:top w:w="90" w:type="dxa"/>
-              <w:left w:w="120" w:type="dxa"/>
-              <w:bottom w:w="90" w:type="dxa"/>
-              <w:right w:w="120" w:type="dxa"/>
-            </w:tcMar>
-            <w:vAlign w:val="center"/>
-            <w:hideMark/>
-          </w:tcPr>
-          <w:p>
-            <w:pPr>
-              <w:rPr>
-                <w:b/>
-                <w:bCs/>
-                <w:sz w:val="28"/>
-                <w:szCs w:val="28"/>
-              </w:rPr>
-            </w:pPr>
-            <w:r>
-              <w:rPr>
-                <w:b/>
-                <w:bCs/>
-                <w:sz w:val="28"/>
-                <w:szCs w:val="28"/>
-              </w:rPr>
-              <w:t>状态</w:t>
-            </w:r>
-          </w:p>
-        </w:tc>
-      </w:tr>
-      <w:tr>
-        <w:tc>
-          <w:tcPr>
-            <w:tcW w:w="0" w:type="auto"/>
-            <w:tcBorders>
-              <w:top w:val="single" w:sz="6" w:space="0" w:color="E2E8F0"/>
-              <w:left w:val="single" w:sz="6" w:space="0" w:color="E2E8F0"/>
-              <w:bottom w:val="single" w:sz="6" w:space="0" w:color="E2E8F0"/>
-              <w:right w:val="single" w:sz="6" w:space="0" w:color="E2E8F0"/>
-            </w:tcBorders>
-            <w:tcMar>
-              <w:top w:w="90" w:type="dxa"/>
-              <w:left w:w="120" w:type="dxa"/>
-              <w:bottom w:w="90" w:type="dxa"/>
-              <w:right w:w="120" w:type="dxa"/>
-            </w:tcMar>
-            <w:vAlign w:val="center"/>
-            <w:hideMark/>
-          </w:tcPr>
-          <w:p>
-            <w:pPr>
-              <w:rPr>
-                <w:sz w:val="28"/>
-                <w:szCs w:val="28"/>
-              </w:rPr>
-            </w:pPr>
-            <w:r>
-              <w:rPr>
-                <w:sz w:val="28"/>
-                <w:szCs w:val="28"/>
-              </w:rPr>
-              <w:t>1</w:t>
-            </w:r>
-          </w:p>
-        </w:tc>
-        <w:tc>
-          <w:tcPr>
-            <w:tcW w:w="0" w:type="auto"/>
-            <w:tcBorders>
-              <w:top w:val="single" w:sz="6" w:space="0" w:color="E2E8F0"/>
-              <w:left w:val="single" w:sz="6" w:space="0" w:color="E2E8F0"/>
-              <w:bottom w:val="single" w:sz="6" w:space="0" w:color="E2E8F0"/>
-              <w:right w:val="single" w:sz="6" w:space="0" w:color="E2E8F0"/>
-            </w:tcBorders>
-            <w:tcMar>
-              <w:top w:w="90" w:type="dxa"/>
-              <w:left w:w="120" w:type="dxa"/>
-              <w:bottom w:w="90" w:type="dxa"/>
-              <w:right w:w="120" w:type="dxa"/>
-            </w:tcMar>
-            <w:vAlign w:val="center"/>
-            <w:hideMark/>
-          </w:tcPr>
-          <w:p>
-            <w:pPr>
-              <w:rPr>
-                <w:sz w:val="28"/>
-                <w:szCs w:val="28"/>
-              </w:rPr>
-            </w:pPr>
-            <w:r>
-              <w:rPr>
-                <w:sz w:val="28"/>
-                <w:szCs w:val="28"/>
-              </w:rPr>
-              <w:t>修改论文发表级别从</w:t>
-            </w:r>
-            <w:r>
-              <w:rPr>
-                <w:sz w:val="28"/>
-                <w:szCs w:val="28"/>
-              </w:rPr>
-              <w:t>"</w:t>
-            </w:r>
-            <w:r>
-              <w:rPr>
-                <w:sz w:val="28"/>
-                <w:szCs w:val="28"/>
-              </w:rPr>
-              <w:t>核心</w:t>
-            </w:r>
-            <w:r>
-              <w:rPr>
-                <w:sz w:val="28"/>
-                <w:szCs w:val="28"/>
-              </w:rPr>
-              <w:t>B"</w:t>
-            </w:r>
-            <w:r>
-              <w:rPr>
-                <w:sz w:val="28"/>
-                <w:szCs w:val="28"/>
-              </w:rPr>
-              <w:t>改为</w:t>
-            </w:r>
-            <w:r>
-              <w:rPr>
-                <w:sz w:val="28"/>
-                <w:szCs w:val="28"/>
-              </w:rPr>
-              <w:t>"SCI"</w:t>
-            </w:r>
-          </w:p>
-        </w:tc>
-        <w:tc>
-          <w:tcPr>
-            <w:tcW w:w="0" w:type="auto"/>
-            <w:tcBorders>
-              <w:top w:val="single" w:sz="6" w:space="0" w:color="E2E8F0"/>
-              <w:left w:val="single" w:sz="6" w:space="0" w:color="E2E8F0"/>
-              <w:bottom w:val="single" w:sz="6" w:space="0" w:color="E2E8F0"/>
-              <w:right w:val="single" w:sz="6" w:space="0" w:color="E2E8F0"/>
-            </w:tcBorders>
-            <w:tcMar>
-              <w:top w:w="90" w:type="dxa"/>
-              <w:left w:w="120" w:type="dxa"/>
-              <w:bottom w:w="90" w:type="dxa"/>
-              <w:right w:w="120" w:type="dxa"/>
-            </w:tcMar>
-            <w:vAlign w:val="center"/>
-            <w:hideMark/>
-          </w:tcPr>
-          <w:p>
-            <w:pPr>
-              <w:rPr>
-                <w:sz w:val="28"/>
-                <w:szCs w:val="28"/>
-              </w:rPr>
-            </w:pPr>
-            <w:r>
-              <w:rPr>
-                <w:sz w:val="28"/>
-                <w:szCs w:val="28"/>
-              </w:rPr>
-              <w:t>保存成功</w:t>
-            </w:r>
-          </w:p>
-        </w:tc>
-        <w:tc>
-          <w:tcPr>
-            <w:tcW w:w="0" w:type="auto"/>
-            <w:tcBorders>
-              <w:top w:val="single" w:sz="6" w:space="0" w:color="E2E8F0"/>
-              <w:left w:val="single" w:sz="6" w:space="0" w:color="E2E8F0"/>
-              <w:bottom w:val="single" w:sz="6" w:space="0" w:color="E2E8F0"/>
-              <w:right w:val="single" w:sz="6" w:space="0" w:color="E2E8F0"/>
-            </w:tcBorders>
-            <w:tcMar>
-              <w:top w:w="90" w:type="dxa"/>
-              <w:left w:w="120" w:type="dxa"/>
-              <w:bottom w:w="90" w:type="dxa"/>
-              <w:right w:w="120" w:type="dxa"/>
-            </w:tcMar>
-            <w:vAlign w:val="center"/>
-            <w:hideMark/>
-          </w:tcPr>
-          <w:p>
-            <w:pPr>
-              <w:rPr>
-                <w:sz w:val="28"/>
-                <w:szCs w:val="28"/>
-              </w:rPr>
-            </w:pPr>
-            <w:r>
-              <w:rPr>
-                <w:sz w:val="28"/>
-                <w:szCs w:val="28"/>
-              </w:rPr>
-              <w:t>保存成功</w:t>
-            </w:r>
-          </w:p>
-        </w:tc>
-        <w:tc>
-          <w:tcPr>
-            <w:tcW w:w="0" w:type="auto"/>
-            <w:tcBorders>
-              <w:top w:val="single" w:sz="6" w:space="0" w:color="E2E8F0"/>
-              <w:left w:val="single" w:sz="6" w:space="0" w:color="E2E8F0"/>
-              <w:bottom w:val="single" w:sz="6" w:space="0" w:color="E2E8F0"/>
-              <w:right w:val="single" w:sz="6" w:space="0" w:color="E2E8F0"/>
-            </w:tcBorders>
-            <w:tcMar>
-              <w:top w:w="90" w:type="dxa"/>
-              <w:left w:w="120" w:type="dxa"/>
-              <w:bottom w:w="90" w:type="dxa"/>
-              <w:right w:w="120" w:type="dxa"/>
-            </w:tcMar>
-            <w:vAlign w:val="center"/>
-            <w:hideMark/>
-          </w:tcPr>
-          <w:p>
-            <w:pPr>
-              <w:rPr>
-                <w:sz w:val="28"/>
-                <w:szCs w:val="28"/>
-              </w:rPr>
-            </w:pPr>
-            <w:r>
-              <w:rPr>
-                <w:sz w:val="28"/>
-                <w:szCs w:val="28"/>
-              </w:rPr>
-              <w:t>运行正常</w:t>
-            </w:r>
-          </w:p>
-        </w:tc>
-      </w:tr>
-      <w:tr>
-        <w:tc>
-          <w:tcPr>
-            <w:tcW w:w="0" w:type="auto"/>
-            <w:tcBorders>
-              <w:top w:val="single" w:sz="6" w:space="0" w:color="E2E8F0"/>
-              <w:left w:val="single" w:sz="6" w:space="0" w:color="E2E8F0"/>
-              <w:bottom w:val="single" w:sz="6" w:space="0" w:color="E2E8F0"/>
-              <w:right w:val="single" w:sz="6" w:space="0" w:color="E2E8F0"/>
-            </w:tcBorders>
-            <w:tcMar>
-              <w:top w:w="90" w:type="dxa"/>
-              <w:left w:w="120" w:type="dxa"/>
-              <w:bottom w:w="90" w:type="dxa"/>
-              <w:right w:w="120" w:type="dxa"/>
-            </w:tcMar>
-            <w:vAlign w:val="center"/>
-            <w:hideMark/>
-          </w:tcPr>
-          <w:p>
-            <w:pPr>
-              <w:rPr>
-                <w:sz w:val="28"/>
-                <w:szCs w:val="28"/>
-              </w:rPr>
-            </w:pPr>
-            <w:r>
-              <w:rPr>
-                <w:sz w:val="28"/>
-                <w:szCs w:val="28"/>
-              </w:rPr>
-              <w:t>2</w:t>
-            </w:r>
-          </w:p>
-        </w:tc>
-        <w:tc>
-          <w:tcPr>
-            <w:tcW w:w="0" w:type="auto"/>
-            <w:tcBorders>
-              <w:top w:val="single" w:sz="6" w:space="0" w:color="E2E8F0"/>
-              <w:left w:val="single" w:sz="6" w:space="0" w:color="E2E8F0"/>
-              <w:bottom w:val="single" w:sz="6" w:space="0" w:color="E2E8F0"/>
-              <w:right w:val="single" w:sz="6" w:space="0" w:color="E2E8F0"/>
-            </w:tcBorders>
-            <w:tcMar>
-              <w:top w:w="90" w:type="dxa"/>
-              <w:left w:w="120" w:type="dxa"/>
-              <w:bottom w:w="90" w:type="dxa"/>
-              <w:right w:w="120" w:type="dxa"/>
-            </w:tcMar>
-            <w:vAlign w:val="center"/>
-            <w:hideMark/>
-          </w:tcPr>
-          <w:p>
-            <w:pPr>
-              <w:rPr>
-                <w:sz w:val="28"/>
-                <w:szCs w:val="28"/>
-              </w:rPr>
-            </w:pPr>
-            <w:r>
-              <w:rPr>
-                <w:sz w:val="28"/>
-                <w:szCs w:val="28"/>
-              </w:rPr>
-              <w:t>若系统有资金奖励机制，检查作者总资金</w:t>
-            </w:r>
-          </w:p>
-        </w:tc>
-        <w:tc>
-          <w:tcPr>
-            <w:tcW w:w="0" w:type="auto"/>
-            <w:tcBorders>
-              <w:top w:val="single" w:sz="6" w:space="0" w:color="E2E8F0"/>
-              <w:left w:val="single" w:sz="6" w:space="0" w:color="E2E8F0"/>
-              <w:bottom w:val="single" w:sz="6" w:space="0" w:color="E2E8F0"/>
-              <w:right w:val="single" w:sz="6" w:space="0" w:color="E2E8F0"/>
-            </w:tcBorders>
-            <w:tcMar>
-              <w:top w:w="90" w:type="dxa"/>
-              <w:left w:w="120" w:type="dxa"/>
-              <w:bottom w:w="90" w:type="dxa"/>
-              <w:right w:w="120" w:type="dxa"/>
-            </w:tcMar>
-            <w:vAlign w:val="center"/>
-            <w:hideMark/>
-          </w:tcPr>
-          <w:p>
-            <w:pPr>
-              <w:rPr>
-                <w:sz w:val="28"/>
-                <w:szCs w:val="28"/>
-              </w:rPr>
-            </w:pPr>
-            <w:r>
-              <w:rPr>
-                <w:sz w:val="28"/>
-                <w:szCs w:val="28"/>
-              </w:rPr>
-              <w:t>按</w:t>
-            </w:r>
-            <w:r>
-              <w:rPr>
-                <w:sz w:val="28"/>
-                <w:szCs w:val="28"/>
-              </w:rPr>
-              <w:t>SCI</w:t>
-            </w:r>
-            <w:r>
-              <w:rPr>
-                <w:sz w:val="28"/>
-                <w:szCs w:val="28"/>
-              </w:rPr>
-              <w:t>标准重新计算总资金</w:t>
-            </w:r>
-          </w:p>
-        </w:tc>
-        <w:tc>
-          <w:tcPr>
-            <w:tcW w:w="0" w:type="auto"/>
-            <w:tcBorders>
-              <w:top w:val="single" w:sz="6" w:space="0" w:color="E2E8F0"/>
-              <w:left w:val="single" w:sz="6" w:space="0" w:color="E2E8F0"/>
-              <w:bottom w:val="single" w:sz="6" w:space="0" w:color="E2E8F0"/>
-              <w:right w:val="single" w:sz="6" w:space="0" w:color="E2E8F0"/>
-            </w:tcBorders>
-            <w:tcMar>
-              <w:top w:w="90" w:type="dxa"/>
-              <w:left w:w="120" w:type="dxa"/>
-              <w:bottom w:w="90" w:type="dxa"/>
-              <w:right w:w="120" w:type="dxa"/>
-            </w:tcMar>
-            <w:vAlign w:val="center"/>
-            <w:hideMark/>
-          </w:tcPr>
-          <w:p>
-            <w:pPr>
-              <w:rPr>
-                <w:sz w:val="28"/>
-                <w:szCs w:val="28"/>
-              </w:rPr>
-            </w:pPr>
-            <w:r>
-              <w:rPr>
-                <w:sz w:val="28"/>
-                <w:szCs w:val="28"/>
-              </w:rPr>
-              <w:t>资金更新</w:t>
-            </w:r>
-          </w:p>
-        </w:tc>
-        <w:tc>
-          <w:tcPr>
-            <w:tcW w:w="0" w:type="auto"/>
-            <w:tcBorders>
-              <w:top w:val="single" w:sz="6" w:space="0" w:color="E2E8F0"/>
-              <w:left w:val="single" w:sz="6" w:space="0" w:color="E2E8F0"/>
-              <w:bottom w:val="single" w:sz="6" w:space="0" w:color="E2E8F0"/>
-              <w:right w:val="single" w:sz="6" w:space="0" w:color="E2E8F0"/>
-            </w:tcBorders>
-            <w:tcMar>
-              <w:top w:w="90" w:type="dxa"/>
-              <w:left w:w="120" w:type="dxa"/>
-              <w:bottom w:w="90" w:type="dxa"/>
-              <w:right w:w="120" w:type="dxa"/>
-            </w:tcMar>
-            <w:vAlign w:val="center"/>
-            <w:hideMark/>
-          </w:tcPr>
-          <w:p>
-            <w:pPr>
-              <w:rPr>
-                <w:sz w:val="28"/>
-                <w:szCs w:val="28"/>
-              </w:rPr>
-            </w:pPr>
-            <w:r>
-              <w:rPr>
-                <w:sz w:val="28"/>
-                <w:szCs w:val="28"/>
-              </w:rPr>
-              <w:t>运行正常</w:t>
-            </w:r>
-          </w:p>
-        </w:tc>
-      </w:tr>
-    </w:tbl>
-    <w:p>
-      <w:pPr>
-        <w:rPr>
-          <w:sz w:val="28"/>
-          <w:szCs w:val="28"/>
-        </w:rPr>
-      </w:pPr>
-      <w:r>
-        <w:rPr>
-          <w:sz w:val="28"/>
-          <w:szCs w:val="28"/>
-        </w:rPr>
-        <w:pict w14:anchorId="1BFA0ACB">
-          <v:rect id="_x0000_i1067" style="width:0;height:0" o:hralign="center" o:hrstd="t" o:hr="t" fillcolor="#a0a0a0" stroked="f"/>
-        </w:pict>
-      </w:r>
-    </w:p>
-    <w:p>
-      <w:pPr>
-        <w:rPr>
-          <w:b/>
-          <w:bCs/>
-          <w:sz w:val="36"/>
-          <w:szCs w:val="36"/>
-        </w:rPr>
-      </w:pPr>
-      <w:r>
-        <w:rPr>
-          <w:b/>
-          <w:bCs/>
-          <w:sz w:val="36"/>
-          <w:szCs w:val="36"/>
-        </w:rPr>
-        <w:t xml:space="preserve">5 </w:t>
-      </w:r>
-      <w:r>
-        <w:rPr>
-          <w:b/>
-          <w:bCs/>
-          <w:sz w:val="36"/>
-          <w:szCs w:val="36"/>
-        </w:rPr>
-        <w:t>性能测试</w:t>
-      </w:r>
-    </w:p>
-    <w:p>
-      <w:pPr>
-        <w:rPr>
-          <w:b/>
-          <w:bCs/>
-          <w:sz w:val="32"/>
-          <w:szCs w:val="32"/>
-        </w:rPr>
-      </w:pPr>
-      <w:r>
-        <w:rPr>
-          <w:b/>
-          <w:bCs/>
-          <w:sz w:val="32"/>
-          <w:szCs w:val="32"/>
-        </w:rPr>
-        <w:t xml:space="preserve">5.1 </w:t>
-      </w:r>
-      <w:r>
-        <w:rPr>
-          <w:b/>
-          <w:bCs/>
-          <w:sz w:val="32"/>
-          <w:szCs w:val="32"/>
-        </w:rPr>
-        <w:t>环境描述</w:t>
-      </w:r>
-    </w:p>
-    <w:tbl>
-      <w:tblPr>
-        <w:tblW w:w="12945" w:type="dxa"/>
-        <w:tblBorders>
-          <w:top w:val="single" w:sz="2" w:space="0" w:color="auto"/>
-          <w:left w:val="single" w:sz="2" w:space="0" w:color="auto"/>
-          <w:bottom w:val="single" w:sz="2" w:space="0" w:color="auto"/>
-          <w:right w:val="single" w:sz="2" w:space="0" w:color="auto"/>
-        </w:tblBorders>
-        <w:tblCellMar>
-          <w:top w:w="15" w:type="dxa"/>
-          <w:left w:w="15" w:type="dxa"/>
-          <w:bottom w:w="15" w:type="dxa"/>
-          <w:right w:w="15" w:type="dxa"/>
-        </w:tblCellMar>
-        <w:tblLook w:val="04A0" w:firstRow="1" w:lastRow="0" w:firstColumn="1" w:lastColumn="0" w:noHBand="0" w:noVBand="1"/>
-      </w:tblPr>
-      <w:tblGrid>
-        <w:gridCol w:w="1308"/>
-        <w:gridCol w:w="11637"/>
-      </w:tblGrid>
-      <w:tr>
-        <w:trPr>
-          <w:tblHeader/>
-        </w:trPr>
-        <w:tc>
-          <w:tcPr>
-            <w:tcW w:w="0" w:type="auto"/>
-            <w:tcBorders>
-              <w:top w:val="single" w:sz="6" w:space="0" w:color="E2E8F0"/>
-              <w:left w:val="single" w:sz="6" w:space="0" w:color="E2E8F0"/>
-              <w:bottom w:val="single" w:sz="6" w:space="0" w:color="E2E8F0"/>
-              <w:right w:val="single" w:sz="6" w:space="0" w:color="E2E8F0"/>
-            </w:tcBorders>
-            <w:shd w:val="clear" w:color="auto" w:fill="F1F5F9"/>
-            <w:tcMar>
-              <w:top w:w="90" w:type="dxa"/>
-              <w:left w:w="120" w:type="dxa"/>
-              <w:bottom w:w="90" w:type="dxa"/>
-              <w:right w:w="120" w:type="dxa"/>
-            </w:tcMar>
-            <w:vAlign w:val="center"/>
-            <w:hideMark/>
-          </w:tcPr>
-          <w:p>
-            <w:pPr>
-              <w:rPr>
-                <w:b/>
-                <w:bCs/>
-                <w:sz w:val="28"/>
-                <w:szCs w:val="28"/>
-              </w:rPr>
-            </w:pPr>
-            <w:r>
-              <w:rPr>
-                <w:b/>
-                <w:bCs/>
-                <w:sz w:val="28"/>
-                <w:szCs w:val="28"/>
-              </w:rPr>
-              <w:t>项目</w:t>
-            </w:r>
-          </w:p>
-        </w:tc>
-        <w:tc>
-          <w:tcPr>
-            <w:tcW w:w="0" w:type="auto"/>
-            <w:tcBorders>
-              <w:top w:val="single" w:sz="6" w:space="0" w:color="E2E8F0"/>
-              <w:left w:val="single" w:sz="6" w:space="0" w:color="E2E8F0"/>
-              <w:bottom w:val="single" w:sz="6" w:space="0" w:color="E2E8F0"/>
-              <w:right w:val="single" w:sz="6" w:space="0" w:color="E2E8F0"/>
-            </w:tcBorders>
-            <w:shd w:val="clear" w:color="auto" w:fill="F1F5F9"/>
-            <w:tcMar>
-              <w:top w:w="90" w:type="dxa"/>
-              <w:left w:w="120" w:type="dxa"/>
-              <w:bottom w:w="90" w:type="dxa"/>
-              <w:right w:w="120" w:type="dxa"/>
-            </w:tcMar>
-            <w:vAlign w:val="center"/>
-            <w:hideMark/>
-          </w:tcPr>
-          <w:p>
-            <w:pPr>
-              <w:rPr>
-                <w:b/>
-                <w:bCs/>
-                <w:sz w:val="28"/>
-                <w:szCs w:val="28"/>
-              </w:rPr>
-            </w:pPr>
-            <w:r>
-              <w:rPr>
-                <w:b/>
-                <w:bCs/>
-                <w:sz w:val="28"/>
-                <w:szCs w:val="28"/>
-              </w:rPr>
-              <w:t>配置</w:t>
-            </w:r>
-          </w:p>
-        </w:tc>
-      </w:tr>
-      <w:tr>
-        <w:tc>
-          <w:tcPr>
-            <w:tcW w:w="0" w:type="auto"/>
-            <w:tcBorders>
-              <w:top w:val="single" w:sz="6" w:space="0" w:color="E2E8F0"/>
-              <w:left w:val="single" w:sz="6" w:space="0" w:color="E2E8F0"/>
-              <w:bottom w:val="single" w:sz="6" w:space="0" w:color="E2E8F0"/>
-              <w:right w:val="single" w:sz="6" w:space="0" w:color="E2E8F0"/>
-            </w:tcBorders>
-            <w:tcMar>
-              <w:top w:w="90" w:type="dxa"/>
-              <w:left w:w="120" w:type="dxa"/>
-              <w:bottom w:w="90" w:type="dxa"/>
-              <w:right w:w="120" w:type="dxa"/>
-            </w:tcMar>
-            <w:vAlign w:val="center"/>
-            <w:hideMark/>
-          </w:tcPr>
-          <w:p>
-            <w:pPr>
-              <w:rPr>
-                <w:sz w:val="28"/>
-                <w:szCs w:val="28"/>
-              </w:rPr>
-            </w:pPr>
-            <w:r>
-              <w:rPr>
-                <w:sz w:val="28"/>
-                <w:szCs w:val="28"/>
-              </w:rPr>
-              <w:t>测试工具</w:t>
-            </w:r>
-          </w:p>
-        </w:tc>
-        <w:tc>
-          <w:tcPr>
-            <w:tcW w:w="0" w:type="auto"/>
-            <w:tcBorders>
-              <w:top w:val="single" w:sz="6" w:space="0" w:color="E2E8F0"/>
-              <w:left w:val="single" w:sz="6" w:space="0" w:color="E2E8F0"/>
-              <w:bottom w:val="single" w:sz="6" w:space="0" w:color="E2E8F0"/>
-              <w:right w:val="single" w:sz="6" w:space="0" w:color="E2E8F0"/>
-            </w:tcBorders>
-            <w:tcMar>
-              <w:top w:w="90" w:type="dxa"/>
-              <w:left w:w="120" w:type="dxa"/>
-              <w:bottom w:w="90" w:type="dxa"/>
-              <w:right w:w="120" w:type="dxa"/>
-            </w:tcMar>
-            <w:vAlign w:val="center"/>
-            <w:hideMark/>
-          </w:tcPr>
-          <w:p>
-            <w:pPr>
-              <w:rPr>
-                <w:sz w:val="28"/>
-                <w:szCs w:val="28"/>
-              </w:rPr>
-            </w:pPr>
-            <w:r>
-              <w:rPr>
-                <w:sz w:val="28"/>
-                <w:szCs w:val="28"/>
-              </w:rPr>
-              <w:t>Apache JMeter 5.6.2</w:t>
-            </w:r>
-          </w:p>
-        </w:tc>
-      </w:tr>
-      <w:tr>
-        <w:tc>
-          <w:tcPr>
-            <w:tcW w:w="0" w:type="auto"/>
-            <w:tcBorders>
-              <w:top w:val="single" w:sz="6" w:space="0" w:color="E2E8F0"/>
-              <w:left w:val="single" w:sz="6" w:space="0" w:color="E2E8F0"/>
-              <w:bottom w:val="single" w:sz="6" w:space="0" w:color="E2E8F0"/>
-              <w:right w:val="single" w:sz="6" w:space="0" w:color="E2E8F0"/>
-            </w:tcBorders>
-            <w:tcMar>
-              <w:top w:w="90" w:type="dxa"/>
-              <w:left w:w="120" w:type="dxa"/>
-              <w:bottom w:w="90" w:type="dxa"/>
-              <w:right w:w="120" w:type="dxa"/>
-            </w:tcMar>
-            <w:vAlign w:val="center"/>
-            <w:hideMark/>
-          </w:tcPr>
-          <w:p>
-            <w:pPr>
-              <w:rPr>
-                <w:sz w:val="28"/>
-                <w:szCs w:val="28"/>
-              </w:rPr>
-            </w:pPr>
-            <w:r>
-              <w:rPr>
-                <w:sz w:val="28"/>
-                <w:szCs w:val="28"/>
-              </w:rPr>
-              <w:lastRenderedPageBreak/>
-              <w:t>监控工具</w:t>
-            </w:r>
-          </w:p>
-        </w:tc>
-        <w:tc>
-          <w:tcPr>
-            <w:tcW w:w="0" w:type="auto"/>
-            <w:tcBorders>
-              <w:top w:val="single" w:sz="6" w:space="0" w:color="E2E8F0"/>
-              <w:left w:val="single" w:sz="6" w:space="0" w:color="E2E8F0"/>
-              <w:bottom w:val="single" w:sz="6" w:space="0" w:color="E2E8F0"/>
-              <w:right w:val="single" w:sz="6" w:space="0" w:color="E2E8F0"/>
-            </w:tcBorders>
-            <w:tcMar>
-              <w:top w:w="90" w:type="dxa"/>
-              <w:left w:w="120" w:type="dxa"/>
-              <w:bottom w:w="90" w:type="dxa"/>
-              <w:right w:w="120" w:type="dxa"/>
-            </w:tcMar>
-            <w:vAlign w:val="center"/>
-            <w:hideMark/>
-          </w:tcPr>
-          <w:p>
-            <w:pPr>
-              <w:rPr>
-                <w:sz w:val="28"/>
-                <w:szCs w:val="28"/>
-              </w:rPr>
-            </w:pPr>
-            <w:r>
-              <w:rPr>
-                <w:sz w:val="28"/>
-                <w:szCs w:val="28"/>
-              </w:rPr>
-              <w:t>Prometheus + Grafana</w:t>
-            </w:r>
-            <w:r>
-              <w:rPr>
-                <w:sz w:val="28"/>
-                <w:szCs w:val="28"/>
-              </w:rPr>
-              <w:t>（若依内置）、</w:t>
-            </w:r>
-            <w:r>
-              <w:rPr>
-                <w:sz w:val="28"/>
-                <w:szCs w:val="28"/>
-              </w:rPr>
-              <w:t>JMeter</w:t>
-            </w:r>
-            <w:r>
-              <w:rPr>
-                <w:sz w:val="28"/>
-                <w:szCs w:val="28"/>
-              </w:rPr>
-              <w:t>聚合报告</w:t>
-            </w:r>
-          </w:p>
-        </w:tc>
-      </w:tr>
-      <w:tr>
-        <w:tc>
-          <w:tcPr>
-            <w:tcW w:w="0" w:type="auto"/>
-            <w:tcBorders>
-              <w:top w:val="single" w:sz="6" w:space="0" w:color="E2E8F0"/>
-              <w:left w:val="single" w:sz="6" w:space="0" w:color="E2E8F0"/>
-              <w:bottom w:val="single" w:sz="6" w:space="0" w:color="E2E8F0"/>
-              <w:right w:val="single" w:sz="6" w:space="0" w:color="E2E8F0"/>
-            </w:tcBorders>
-            <w:tcMar>
-              <w:top w:w="90" w:type="dxa"/>
-              <w:left w:w="120" w:type="dxa"/>
-              <w:bottom w:w="90" w:type="dxa"/>
-              <w:right w:w="120" w:type="dxa"/>
-            </w:tcMar>
-            <w:vAlign w:val="center"/>
-            <w:hideMark/>
-          </w:tcPr>
-          <w:p>
-            <w:pPr>
-              <w:rPr>
-                <w:sz w:val="28"/>
-                <w:szCs w:val="28"/>
-              </w:rPr>
-            </w:pPr>
-            <w:r>
-              <w:rPr>
-                <w:sz w:val="28"/>
-                <w:szCs w:val="28"/>
-              </w:rPr>
-              <w:t>并发策略</w:t>
-            </w:r>
-          </w:p>
-        </w:tc>
-        <w:tc>
-          <w:tcPr>
-            <w:tcW w:w="0" w:type="auto"/>
-            <w:tcBorders>
-              <w:top w:val="single" w:sz="6" w:space="0" w:color="E2E8F0"/>
-              <w:left w:val="single" w:sz="6" w:space="0" w:color="E2E8F0"/>
-              <w:bottom w:val="single" w:sz="6" w:space="0" w:color="E2E8F0"/>
-              <w:right w:val="single" w:sz="6" w:space="0" w:color="E2E8F0"/>
-            </w:tcBorders>
-            <w:tcMar>
-              <w:top w:w="90" w:type="dxa"/>
-              <w:left w:w="120" w:type="dxa"/>
-              <w:bottom w:w="90" w:type="dxa"/>
-              <w:right w:w="120" w:type="dxa"/>
-            </w:tcMar>
-            <w:vAlign w:val="center"/>
-            <w:hideMark/>
-          </w:tcPr>
-          <w:p>
-            <w:pPr>
-              <w:rPr>
-                <w:sz w:val="28"/>
-                <w:szCs w:val="28"/>
-              </w:rPr>
-            </w:pPr>
-            <w:r>
-              <w:rPr>
-                <w:sz w:val="28"/>
-                <w:szCs w:val="28"/>
-              </w:rPr>
-              <w:t>阶梯加压：</w:t>
-            </w:r>
-            <w:r>
-              <w:rPr>
-                <w:sz w:val="28"/>
-                <w:szCs w:val="28"/>
-              </w:rPr>
-              <w:t>10→50→100→200</w:t>
-            </w:r>
-            <w:r>
-              <w:rPr>
-                <w:sz w:val="28"/>
-                <w:szCs w:val="28"/>
-              </w:rPr>
-              <w:t>用户，逐步增加</w:t>
-            </w:r>
-          </w:p>
-        </w:tc>
-      </w:tr>
-      <w:tr>
-        <w:tc>
-          <w:tcPr>
-            <w:tcW w:w="0" w:type="auto"/>
-            <w:tcBorders>
-              <w:top w:val="single" w:sz="6" w:space="0" w:color="E2E8F0"/>
-              <w:left w:val="single" w:sz="6" w:space="0" w:color="E2E8F0"/>
-              <w:bottom w:val="single" w:sz="6" w:space="0" w:color="E2E8F0"/>
-              <w:right w:val="single" w:sz="6" w:space="0" w:color="E2E8F0"/>
-            </w:tcBorders>
-            <w:tcMar>
-              <w:top w:w="90" w:type="dxa"/>
-              <w:left w:w="120" w:type="dxa"/>
-              <w:bottom w:w="90" w:type="dxa"/>
-              <w:right w:w="120" w:type="dxa"/>
-            </w:tcMar>
-            <w:vAlign w:val="center"/>
-            <w:hideMark/>
-          </w:tcPr>
-          <w:p>
-            <w:pPr>
-              <w:rPr>
-                <w:sz w:val="28"/>
-                <w:szCs w:val="28"/>
-              </w:rPr>
-            </w:pPr>
-            <w:r>
-              <w:rPr>
-                <w:sz w:val="28"/>
-                <w:szCs w:val="28"/>
-              </w:rPr>
-              <w:t>监控指标</w:t>
-            </w:r>
-          </w:p>
-        </w:tc>
-        <w:tc>
-          <w:tcPr>
-            <w:tcW w:w="0" w:type="auto"/>
-            <w:tcBorders>
-              <w:top w:val="single" w:sz="6" w:space="0" w:color="E2E8F0"/>
-              <w:left w:val="single" w:sz="6" w:space="0" w:color="E2E8F0"/>
-              <w:bottom w:val="single" w:sz="6" w:space="0" w:color="E2E8F0"/>
-              <w:right w:val="single" w:sz="6" w:space="0" w:color="E2E8F0"/>
-            </w:tcBorders>
-            <w:tcMar>
-              <w:top w:w="90" w:type="dxa"/>
-              <w:left w:w="120" w:type="dxa"/>
-              <w:bottom w:w="90" w:type="dxa"/>
-              <w:right w:w="120" w:type="dxa"/>
-            </w:tcMar>
-            <w:vAlign w:val="center"/>
-            <w:hideMark/>
-          </w:tcPr>
-          <w:p>
-            <w:pPr>
-              <w:rPr>
-                <w:sz w:val="28"/>
-                <w:szCs w:val="28"/>
-              </w:rPr>
-            </w:pPr>
-            <w:r>
-              <w:rPr>
-                <w:sz w:val="28"/>
-                <w:szCs w:val="28"/>
-              </w:rPr>
-              <w:t>响应时间（平均</w:t>
-            </w:r>
-            <w:r>
-              <w:rPr>
-                <w:sz w:val="28"/>
-                <w:szCs w:val="28"/>
-              </w:rPr>
-              <w:t>/90%/95%/99%</w:t>
-            </w:r>
-            <w:r>
-              <w:rPr>
-                <w:sz w:val="28"/>
-                <w:szCs w:val="28"/>
-              </w:rPr>
-              <w:t>）、吞吐量（</w:t>
-            </w:r>
-            <w:r>
-              <w:rPr>
-                <w:sz w:val="28"/>
-                <w:szCs w:val="28"/>
-              </w:rPr>
-              <w:t>TPS</w:t>
-            </w:r>
-            <w:r>
-              <w:rPr>
-                <w:sz w:val="28"/>
-                <w:szCs w:val="28"/>
-              </w:rPr>
-              <w:t>）、错误率、</w:t>
-            </w:r>
-            <w:r>
-              <w:rPr>
-                <w:sz w:val="28"/>
-                <w:szCs w:val="28"/>
-              </w:rPr>
-              <w:t>CPU/</w:t>
-            </w:r>
-            <w:r>
-              <w:rPr>
-                <w:sz w:val="28"/>
-                <w:szCs w:val="28"/>
-              </w:rPr>
-              <w:t>内存使用率、数据库连接池使用率</w:t>
-            </w:r>
-          </w:p>
-        </w:tc>
-      </w:tr>
-    </w:tbl>
-    <w:p>
-      <w:pPr>
-        <w:rPr>
-          <w:sz w:val="28"/>
-          <w:szCs w:val="28"/>
-        </w:rPr>
-      </w:pPr>
-      <w:r>
-        <w:rPr>
-          <w:b/>
-          <w:bCs/>
-          <w:sz w:val="28"/>
-          <w:szCs w:val="28"/>
-        </w:rPr>
-        <w:t>测试场景：</w:t>
-      </w:r>
-    </w:p>
-    <w:p>
-      <w:pPr>
-        <w:numPr>
-          <w:ilvl w:val="0"/>
-          <w:numId w:val="50"/>
-        </w:numPr>
-        <w:rPr>
-          <w:sz w:val="28"/>
-          <w:szCs w:val="28"/>
-        </w:rPr>
-      </w:pPr>
-      <w:r>
-        <w:rPr>
-          <w:sz w:val="28"/>
-          <w:szCs w:val="28"/>
-        </w:rPr>
-        <w:t>教职工列表查询（大数据量）</w:t>
-      </w:r>
-    </w:p>
-    <w:p>
-      <w:pPr>
-        <w:numPr>
-          <w:ilvl w:val="0"/>
-          <w:numId w:val="50"/>
-        </w:numPr>
-        <w:rPr>
-          <w:sz w:val="28"/>
-          <w:szCs w:val="28"/>
-        </w:rPr>
-      </w:pPr>
-      <w:r>
-        <w:rPr>
-          <w:sz w:val="28"/>
-          <w:szCs w:val="28"/>
-        </w:rPr>
-        <w:t>学生组合条件查询</w:t>
-      </w:r>
-    </w:p>
-    <w:p>
-      <w:pPr>
-        <w:numPr>
-          <w:ilvl w:val="0"/>
-          <w:numId w:val="50"/>
-        </w:numPr>
-        <w:rPr>
-          <w:sz w:val="28"/>
-          <w:szCs w:val="28"/>
-        </w:rPr>
-      </w:pPr>
-      <w:r>
-        <w:rPr>
-          <w:sz w:val="28"/>
-          <w:szCs w:val="28"/>
-        </w:rPr>
-        <w:t>论文新增（含统计联动）</w:t>
-      </w:r>
-    </w:p>
-    <w:p>
-      <w:pPr>
-        <w:numPr>
-          <w:ilvl w:val="0"/>
-          <w:numId w:val="50"/>
-        </w:numPr>
-        <w:rPr>
-          <w:sz w:val="28"/>
-          <w:szCs w:val="28"/>
-        </w:rPr>
-      </w:pPr>
-      <w:r>
-        <w:rPr>
-          <w:sz w:val="28"/>
-          <w:szCs w:val="28"/>
-        </w:rPr>
-        <w:t>并发导出</w:t>
-      </w:r>
-      <w:r>
-        <w:rPr>
-          <w:sz w:val="28"/>
-          <w:szCs w:val="28"/>
-        </w:rPr>
-        <w:t>Excel</w:t>
-      </w:r>
-    </w:p>
-    <w:p>
-      <w:pPr>
-        <w:rPr>
-          <w:b/>
-          <w:bCs/>
-          <w:sz w:val="32"/>
-          <w:szCs w:val="32"/>
-        </w:rPr>
-      </w:pPr>
-      <w:r>
-        <w:rPr>
-          <w:b/>
-          <w:bCs/>
-          <w:sz w:val="32"/>
-          <w:szCs w:val="32"/>
-        </w:rPr>
-        <w:t xml:space="preserve">5.2 </w:t>
-      </w:r>
-      <w:r>
-        <w:rPr>
-          <w:b/>
-          <w:bCs/>
-          <w:sz w:val="32"/>
-          <w:szCs w:val="32"/>
-        </w:rPr>
-        <w:t>测试用例</w:t>
-      </w:r>
-    </w:p>
-    <w:p>
-      <w:pPr>
-        <w:rPr>
-          <w:sz w:val="30"/>
-          <w:szCs w:val="30"/>
-        </w:rPr>
-      </w:pPr>
-      <w:r>
-        <w:rPr>
-          <w:b/>
-          <w:bCs/>
-          <w:sz w:val="30"/>
-          <w:szCs w:val="30"/>
-        </w:rPr>
-        <w:t>用例</w:t>
-      </w:r>
-      <w:r>
-        <w:rPr>
-          <w:b/>
-          <w:bCs/>
-          <w:sz w:val="30"/>
-          <w:szCs w:val="30"/>
-        </w:rPr>
-        <w:t>5.2-1</w:t>
-      </w:r>
-      <w:r>
-        <w:rPr>
-          <w:b/>
-          <w:bCs/>
-          <w:sz w:val="30"/>
-          <w:szCs w:val="30"/>
-        </w:rPr>
-        <w:t>：教职工列表查询性能</w:t>
-      </w:r>
-    </w:p>
-    <w:tbl>
-      <w:tblPr>
-        <w:tblW w:w="12945" w:type="dxa"/>
-        <w:tblBorders>
-          <w:top w:val="single" w:sz="2" w:space="0" w:color="auto"/>
-          <w:left w:val="single" w:sz="2" w:space="0" w:color="auto"/>
-          <w:bottom w:val="single" w:sz="2" w:space="0" w:color="auto"/>
-          <w:right w:val="single" w:sz="2" w:space="0" w:color="auto"/>
-        </w:tblBorders>
-        <w:tblCellMar>
-          <w:top w:w="15" w:type="dxa"/>
-          <w:left w:w="15" w:type="dxa"/>
-          <w:bottom w:w="15" w:type="dxa"/>
-          <w:right w:w="15" w:type="dxa"/>
-        </w:tblCellMar>
-        <w:tblLook w:val="04A0" w:firstRow="1" w:lastRow="0" w:firstColumn="1" w:lastColumn="0" w:noHBand="0" w:noVBand="1"/>
-      </w:tblPr>
-      <w:tblGrid>
-        <w:gridCol w:w="2768"/>
-        <w:gridCol w:w="10177"/>
-      </w:tblGrid>
-      <w:tr>
-        <w:trPr>
-          <w:tblHeader/>
-        </w:trPr>
-        <w:tc>
-          <w:tcPr>
-            <w:tcW w:w="0" w:type="auto"/>
-            <w:tcBorders>
-              <w:top w:val="single" w:sz="6" w:space="0" w:color="E2E8F0"/>
-              <w:left w:val="single" w:sz="6" w:space="0" w:color="E2E8F0"/>
-              <w:bottom w:val="single" w:sz="6" w:space="0" w:color="E2E8F0"/>
-              <w:right w:val="single" w:sz="6" w:space="0" w:color="E2E8F0"/>
-            </w:tcBorders>
-            <w:shd w:val="clear" w:color="auto" w:fill="F1F5F9"/>
-            <w:tcMar>
-              <w:top w:w="90" w:type="dxa"/>
-              <w:left w:w="120" w:type="dxa"/>
-              <w:bottom w:w="90" w:type="dxa"/>
-              <w:right w:w="120" w:type="dxa"/>
-            </w:tcMar>
-            <w:vAlign w:val="center"/>
-            <w:hideMark/>
-          </w:tcPr>
-          <w:p>
-            <w:pPr>
-              <w:rPr>
-                <w:b/>
-                <w:bCs/>
-                <w:sz w:val="28"/>
-                <w:szCs w:val="28"/>
-              </w:rPr>
-            </w:pPr>
-            <w:r>
-              <w:rPr>
-                <w:b/>
-                <w:bCs/>
-                <w:sz w:val="28"/>
-                <w:szCs w:val="28"/>
-              </w:rPr>
-              <w:t>项目</w:t>
-            </w:r>
-          </w:p>
-        </w:tc>
-        <w:tc>
-          <w:tcPr>
-            <w:tcW w:w="0" w:type="auto"/>
-            <w:tcBorders>
-              <w:top w:val="single" w:sz="6" w:space="0" w:color="E2E8F0"/>
-              <w:left w:val="single" w:sz="6" w:space="0" w:color="E2E8F0"/>
-              <w:bottom w:val="single" w:sz="6" w:space="0" w:color="E2E8F0"/>
-              <w:right w:val="single" w:sz="6" w:space="0" w:color="E2E8F0"/>
-            </w:tcBorders>
-            <w:shd w:val="clear" w:color="auto" w:fill="F1F5F9"/>
-            <w:tcMar>
-              <w:top w:w="90" w:type="dxa"/>
-              <w:left w:w="120" w:type="dxa"/>
-              <w:bottom w:w="90" w:type="dxa"/>
-              <w:right w:w="120" w:type="dxa"/>
-            </w:tcMar>
-            <w:vAlign w:val="center"/>
-            <w:hideMark/>
-          </w:tcPr>
-          <w:p>
-            <w:pPr>
-              <w:rPr>
-                <w:b/>
-                <w:bCs/>
-                <w:sz w:val="28"/>
-                <w:szCs w:val="28"/>
-              </w:rPr>
-            </w:pPr>
-            <w:r>
-              <w:rPr>
-                <w:b/>
-                <w:bCs/>
-                <w:sz w:val="28"/>
-                <w:szCs w:val="28"/>
-              </w:rPr>
-              <w:t>内容</w:t>
-            </w:r>
-          </w:p>
-        </w:tc>
-      </w:tr>
-      <w:tr>
-        <w:tc>
-          <w:tcPr>
-            <w:tcW w:w="0" w:type="auto"/>
-            <w:tcBorders>
-              <w:top w:val="single" w:sz="6" w:space="0" w:color="E2E8F0"/>
-              <w:left w:val="single" w:sz="6" w:space="0" w:color="E2E8F0"/>
-              <w:bottom w:val="single" w:sz="6" w:space="0" w:color="E2E8F0"/>
-              <w:right w:val="single" w:sz="6" w:space="0" w:color="E2E8F0"/>
-            </w:tcBorders>
-            <w:tcMar>
-              <w:top w:w="90" w:type="dxa"/>
-              <w:left w:w="120" w:type="dxa"/>
-              <w:bottom w:w="90" w:type="dxa"/>
-              <w:right w:w="120" w:type="dxa"/>
-            </w:tcMar>
-            <w:vAlign w:val="center"/>
-            <w:hideMark/>
-          </w:tcPr>
-          <w:p>
-            <w:pPr>
-              <w:rPr>
-                <w:sz w:val="28"/>
-                <w:szCs w:val="28"/>
-              </w:rPr>
-            </w:pPr>
-            <w:r>
-              <w:rPr>
-                <w:sz w:val="28"/>
-                <w:szCs w:val="28"/>
-              </w:rPr>
-              <w:t>目标业务</w:t>
-            </w:r>
-          </w:p>
-        </w:tc>
-        <w:tc>
-          <w:tcPr>
-            <w:tcW w:w="0" w:type="auto"/>
-            <w:tcBorders>
-              <w:top w:val="single" w:sz="6" w:space="0" w:color="E2E8F0"/>
-              <w:left w:val="single" w:sz="6" w:space="0" w:color="E2E8F0"/>
-              <w:bottom w:val="single" w:sz="6" w:space="0" w:color="E2E8F0"/>
-              <w:right w:val="single" w:sz="6" w:space="0" w:color="E2E8F0"/>
-            </w:tcBorders>
-            <w:tcMar>
-              <w:top w:w="90" w:type="dxa"/>
-              <w:left w:w="120" w:type="dxa"/>
-              <w:bottom w:w="90" w:type="dxa"/>
-              <w:right w:w="120" w:type="dxa"/>
-            </w:tcMar>
-            <w:vAlign w:val="center"/>
-            <w:hideMark/>
-          </w:tcPr>
-          <w:p>
-            <w:pPr>
-              <w:rPr>
-                <w:sz w:val="28"/>
-                <w:szCs w:val="28"/>
-              </w:rPr>
-            </w:pPr>
-            <w:r>
-              <w:rPr>
-                <w:sz w:val="28"/>
-                <w:szCs w:val="28"/>
-              </w:rPr>
-              <w:t>大数据量列表查询响应性能</w:t>
-            </w:r>
-          </w:p>
-        </w:tc>
-      </w:tr>
-      <w:tr>
-        <w:tc>
-          <w:tcPr>
-            <w:tcW w:w="0" w:type="auto"/>
-            <w:tcBorders>
-              <w:top w:val="single" w:sz="6" w:space="0" w:color="E2E8F0"/>
-              <w:left w:val="single" w:sz="6" w:space="0" w:color="E2E8F0"/>
-              <w:bottom w:val="single" w:sz="6" w:space="0" w:color="E2E8F0"/>
-              <w:right w:val="single" w:sz="6" w:space="0" w:color="E2E8F0"/>
-            </w:tcBorders>
-            <w:tcMar>
-              <w:top w:w="90" w:type="dxa"/>
-              <w:left w:w="120" w:type="dxa"/>
-              <w:bottom w:w="90" w:type="dxa"/>
-              <w:right w:w="120" w:type="dxa"/>
-            </w:tcMar>
-            <w:vAlign w:val="center"/>
-            <w:hideMark/>
-          </w:tcPr>
-          <w:p>
-            <w:pPr>
-              <w:rPr>
-                <w:sz w:val="28"/>
-                <w:szCs w:val="28"/>
-              </w:rPr>
-            </w:pPr>
-            <w:r>
-              <w:rPr>
-                <w:sz w:val="28"/>
-                <w:szCs w:val="28"/>
-              </w:rPr>
-              <w:t>目标功能</w:t>
-            </w:r>
-          </w:p>
-        </w:tc>
-        <w:tc>
-          <w:tcPr>
-            <w:tcW w:w="0" w:type="auto"/>
-            <w:tcBorders>
-              <w:top w:val="single" w:sz="6" w:space="0" w:color="E2E8F0"/>
-              <w:left w:val="single" w:sz="6" w:space="0" w:color="E2E8F0"/>
-              <w:bottom w:val="single" w:sz="6" w:space="0" w:color="E2E8F0"/>
-              <w:right w:val="single" w:sz="6" w:space="0" w:color="E2E8F0"/>
-            </w:tcBorders>
-            <w:tcMar>
-              <w:top w:w="90" w:type="dxa"/>
-              <w:left w:w="120" w:type="dxa"/>
-              <w:bottom w:w="90" w:type="dxa"/>
-              <w:right w:w="120" w:type="dxa"/>
-            </w:tcMar>
-            <w:vAlign w:val="center"/>
-            <w:hideMark/>
-          </w:tcPr>
-          <w:p>
-            <w:pPr>
-              <w:rPr>
-                <w:sz w:val="28"/>
-                <w:szCs w:val="28"/>
-              </w:rPr>
-            </w:pPr>
-            <w:r>
-              <w:rPr>
-                <w:sz w:val="28"/>
-                <w:szCs w:val="28"/>
-              </w:rPr>
-              <w:t>1000</w:t>
-            </w:r>
-            <w:r>
-              <w:rPr>
-                <w:sz w:val="28"/>
-                <w:szCs w:val="28"/>
-              </w:rPr>
-              <w:t>条以上记录查询响应</w:t>
-            </w:r>
-            <w:r>
-              <w:rPr>
-                <w:sz w:val="28"/>
-                <w:szCs w:val="28"/>
-              </w:rPr>
-              <w:t>&lt;2</w:t>
-            </w:r>
-            <w:r>
-              <w:rPr>
-                <w:sz w:val="28"/>
-                <w:szCs w:val="28"/>
-              </w:rPr>
-              <w:t>秒</w:t>
-            </w:r>
-          </w:p>
-        </w:tc>
-      </w:tr>
-      <w:tr>
-        <w:tc>
-          <w:tcPr>
-            <w:tcW w:w="0" w:type="auto"/>
-            <w:tcBorders>
-              <w:top w:val="single" w:sz="6" w:space="0" w:color="E2E8F0"/>
-              <w:left w:val="single" w:sz="6" w:space="0" w:color="E2E8F0"/>
-              <w:bottom w:val="single" w:sz="6" w:space="0" w:color="E2E8F0"/>
-              <w:right w:val="single" w:sz="6" w:space="0" w:color="E2E8F0"/>
-            </w:tcBorders>
-            <w:tcMar>
-              <w:top w:w="90" w:type="dxa"/>
-              <w:left w:w="120" w:type="dxa"/>
-              <w:bottom w:w="90" w:type="dxa"/>
-              <w:right w:w="120" w:type="dxa"/>
-            </w:tcMar>
-            <w:vAlign w:val="center"/>
-            <w:hideMark/>
-          </w:tcPr>
-          <w:p>
-            <w:pPr>
-              <w:rPr>
-                <w:sz w:val="28"/>
-                <w:szCs w:val="28"/>
-              </w:rPr>
-            </w:pPr>
-            <w:r>
-              <w:rPr>
-                <w:sz w:val="28"/>
-                <w:szCs w:val="28"/>
-              </w:rPr>
-              <w:t>测试目的</w:t>
-            </w:r>
-          </w:p>
-        </w:tc>
-        <w:tc>
-          <w:tcPr>
-            <w:tcW w:w="0" w:type="auto"/>
-            <w:tcBorders>
-              <w:top w:val="single" w:sz="6" w:space="0" w:color="E2E8F0"/>
-              <w:left w:val="single" w:sz="6" w:space="0" w:color="E2E8F0"/>
-              <w:bottom w:val="single" w:sz="6" w:space="0" w:color="E2E8F0"/>
-              <w:right w:val="single" w:sz="6" w:space="0" w:color="E2E8F0"/>
-            </w:tcBorders>
-            <w:tcMar>
-              <w:top w:w="90" w:type="dxa"/>
-              <w:left w:w="120" w:type="dxa"/>
-              <w:bottom w:w="90" w:type="dxa"/>
-              <w:right w:w="120" w:type="dxa"/>
-            </w:tcMar>
-            <w:vAlign w:val="center"/>
-            <w:hideMark/>
-          </w:tcPr>
-          <w:p>
-            <w:pPr>
-              <w:rPr>
-                <w:sz w:val="28"/>
-                <w:szCs w:val="28"/>
-              </w:rPr>
-            </w:pPr>
-            <w:r>
-              <w:rPr>
-                <w:sz w:val="28"/>
-                <w:szCs w:val="28"/>
-              </w:rPr>
-              <w:t>验证分页查询性能及</w:t>
-            </w:r>
-            <w:r>
-              <w:rPr>
-                <w:sz w:val="28"/>
-                <w:szCs w:val="28"/>
-              </w:rPr>
-              <w:t>SQL</w:t>
-            </w:r>
-            <w:r>
-              <w:rPr>
-                <w:sz w:val="28"/>
-                <w:szCs w:val="28"/>
-              </w:rPr>
-              <w:t>优化</w:t>
-            </w:r>
-          </w:p>
-        </w:tc>
-      </w:tr>
-      <w:tr>
-        <w:tc>
-          <w:tcPr>
-            <w:tcW w:w="0" w:type="auto"/>
-            <w:tcBorders>
-              <w:top w:val="single" w:sz="6" w:space="0" w:color="E2E8F0"/>
-              <w:left w:val="single" w:sz="6" w:space="0" w:color="E2E8F0"/>
-              <w:bottom w:val="single" w:sz="6" w:space="0" w:color="E2E8F0"/>
-              <w:right w:val="single" w:sz="6" w:space="0" w:color="E2E8F0"/>
-            </w:tcBorders>
-            <w:tcMar>
-              <w:top w:w="90" w:type="dxa"/>
-              <w:left w:w="120" w:type="dxa"/>
-              <w:bottom w:w="90" w:type="dxa"/>
-              <w:right w:w="120" w:type="dxa"/>
-            </w:tcMar>
-            <w:vAlign w:val="center"/>
-            <w:hideMark/>
-          </w:tcPr>
-          <w:p>
-            <w:pPr>
-              <w:rPr>
-                <w:sz w:val="28"/>
-                <w:szCs w:val="28"/>
-              </w:rPr>
-            </w:pPr>
-            <w:r>
-              <w:rPr>
-                <w:sz w:val="28"/>
-                <w:szCs w:val="28"/>
-              </w:rPr>
-              <w:t>测试数据</w:t>
-            </w:r>
-          </w:p>
-        </w:tc>
-        <w:tc>
-          <w:tcPr>
-            <w:tcW w:w="0" w:type="auto"/>
-            <w:tcBorders>
-              <w:top w:val="single" w:sz="6" w:space="0" w:color="E2E8F0"/>
-              <w:left w:val="single" w:sz="6" w:space="0" w:color="E2E8F0"/>
-              <w:bottom w:val="single" w:sz="6" w:space="0" w:color="E2E8F0"/>
-              <w:right w:val="single" w:sz="6" w:space="0" w:color="E2E8F0"/>
-            </w:tcBorders>
-            <w:tcMar>
-              <w:top w:w="90" w:type="dxa"/>
-              <w:left w:w="120" w:type="dxa"/>
-              <w:bottom w:w="90" w:type="dxa"/>
-              <w:right w:w="120" w:type="dxa"/>
-            </w:tcMar>
-            <w:vAlign w:val="center"/>
-            <w:hideMark/>
-          </w:tcPr>
-          <w:p>
-            <w:pPr>
-              <w:rPr>
-                <w:sz w:val="28"/>
-                <w:szCs w:val="28"/>
-              </w:rPr>
-            </w:pPr>
-            <w:r>
-              <w:rPr>
-                <w:sz w:val="28"/>
-                <w:szCs w:val="28"/>
-              </w:rPr>
-              <w:t>教职工表</w:t>
-            </w:r>
-            <w:r>
-              <w:rPr>
-                <w:sz w:val="28"/>
-                <w:szCs w:val="28"/>
-              </w:rPr>
-              <w:t>10000</w:t>
-            </w:r>
-            <w:r>
-              <w:rPr>
-                <w:sz w:val="28"/>
-                <w:szCs w:val="28"/>
-              </w:rPr>
-              <w:t>条记录</w:t>
-            </w:r>
-          </w:p>
-        </w:tc>
-      </w:tr>
-      <w:tr>
-        <w:tc>
-          <w:tcPr>
-            <w:tcW w:w="0" w:type="auto"/>
-            <w:tcBorders>
-              <w:top w:val="single" w:sz="6" w:space="0" w:color="E2E8F0"/>
-              <w:left w:val="single" w:sz="6" w:space="0" w:color="E2E8F0"/>
-              <w:bottom w:val="single" w:sz="6" w:space="0" w:color="E2E8F0"/>
-              <w:right w:val="single" w:sz="6" w:space="0" w:color="E2E8F0"/>
-            </w:tcBorders>
-            <w:tcMar>
-              <w:top w:w="90" w:type="dxa"/>
-              <w:left w:w="120" w:type="dxa"/>
-              <w:bottom w:w="90" w:type="dxa"/>
-              <w:right w:w="120" w:type="dxa"/>
-            </w:tcMar>
-            <w:vAlign w:val="center"/>
-            <w:hideMark/>
-          </w:tcPr>
-          <w:p>
-            <w:pPr>
-              <w:rPr>
-                <w:sz w:val="28"/>
-                <w:szCs w:val="28"/>
-              </w:rPr>
-            </w:pPr>
-            <w:r>
-              <w:rPr>
-                <w:sz w:val="28"/>
-                <w:szCs w:val="28"/>
-              </w:rPr>
-              <w:t>测试前提</w:t>
-            </w:r>
-          </w:p>
-        </w:tc>
-        <w:tc>
-          <w:tcPr>
-            <w:tcW w:w="0" w:type="auto"/>
-            <w:tcBorders>
-              <w:top w:val="single" w:sz="6" w:space="0" w:color="E2E8F0"/>
-              <w:left w:val="single" w:sz="6" w:space="0" w:color="E2E8F0"/>
-              <w:bottom w:val="single" w:sz="6" w:space="0" w:color="E2E8F0"/>
-              <w:right w:val="single" w:sz="6" w:space="0" w:color="E2E8F0"/>
-            </w:tcBorders>
-            <w:tcMar>
-              <w:top w:w="90" w:type="dxa"/>
-              <w:left w:w="120" w:type="dxa"/>
-              <w:bottom w:w="90" w:type="dxa"/>
-              <w:right w:w="120" w:type="dxa"/>
-            </w:tcMar>
-            <w:vAlign w:val="center"/>
-            <w:hideMark/>
-          </w:tcPr>
-          <w:p>
-            <w:pPr>
-              <w:rPr>
-                <w:sz w:val="28"/>
-                <w:szCs w:val="28"/>
-              </w:rPr>
-            </w:pPr>
-            <w:r>
-              <w:rPr>
-                <w:sz w:val="28"/>
-                <w:szCs w:val="28"/>
-              </w:rPr>
-              <w:t>数据库已准备测试数据，索引优化完成</w:t>
-            </w:r>
-          </w:p>
-        </w:tc>
-      </w:tr>
-    </w:tbl>
-    <w:p>
-      <w:pPr>
-        <w:rPr>
-          <w:vanish/>
-          <w:sz w:val="28"/>
-          <w:szCs w:val="28"/>
-        </w:rPr>
-      </w:pPr>
-    </w:p>
-    <w:tbl>
-      <w:tblPr>
-        <w:tblW w:w="12945" w:type="dxa"/>
-        <w:tblBorders>
-          <w:top w:val="single" w:sz="2" w:space="0" w:color="auto"/>
-          <w:left w:val="single" w:sz="2" w:space="0" w:color="auto"/>
-          <w:bottom w:val="single" w:sz="2" w:space="0" w:color="auto"/>
-          <w:right w:val="single" w:sz="2" w:space="0" w:color="auto"/>
-        </w:tblBorders>
-        <w:tblCellMar>
-          <w:top w:w="15" w:type="dxa"/>
-          <w:left w:w="15" w:type="dxa"/>
-          <w:bottom w:w="15" w:type="dxa"/>
-          <w:right w:w="15" w:type="dxa"/>
-        </w:tblCellMar>
-        <w:tblLook w:val="04A0" w:firstRow="1" w:lastRow="0" w:firstColumn="1" w:lastColumn="0" w:noHBand="0" w:noVBand="1"/>
-      </w:tblPr>
-      <w:tblGrid>
-        <w:gridCol w:w="945"/>
-        <w:gridCol w:w="3907"/>
-        <w:gridCol w:w="4887"/>
-        <w:gridCol w:w="1606"/>
-        <w:gridCol w:w="1600"/>
-      </w:tblGrid>
-      <w:tr>
-        <w:trPr>
-          <w:tblHeader/>
-        </w:trPr>
-        <w:tc>
-          <w:tcPr>
-            <w:tcW w:w="0" w:type="auto"/>
-            <w:tcBorders>
-              <w:top w:val="single" w:sz="6" w:space="0" w:color="E2E8F0"/>
-              <w:left w:val="single" w:sz="6" w:space="0" w:color="E2E8F0"/>
-              <w:bottom w:val="single" w:sz="6" w:space="0" w:color="E2E8F0"/>
-              <w:right w:val="single" w:sz="6" w:space="0" w:color="E2E8F0"/>
-            </w:tcBorders>
-            <w:shd w:val="clear" w:color="auto" w:fill="F1F5F9"/>
-            <w:tcMar>
-              <w:top w:w="90" w:type="dxa"/>
-              <w:left w:w="120" w:type="dxa"/>
-              <w:bottom w:w="90" w:type="dxa"/>
-              <w:right w:w="120" w:type="dxa"/>
-            </w:tcMar>
-            <w:vAlign w:val="center"/>
-            <w:hideMark/>
-          </w:tcPr>
-          <w:p>
-            <w:pPr>
-              <w:rPr>
-                <w:b/>
-                <w:bCs/>
-                <w:sz w:val="28"/>
-                <w:szCs w:val="28"/>
-              </w:rPr>
-            </w:pPr>
-            <w:r>
-              <w:rPr>
-                <w:b/>
-                <w:bCs/>
-                <w:sz w:val="28"/>
-                <w:szCs w:val="28"/>
-              </w:rPr>
-              <w:t>步骤</w:t>
-            </w:r>
-          </w:p>
-        </w:tc>
-        <w:tc>
-          <w:tcPr>
-            <w:tcW w:w="0" w:type="auto"/>
-            <w:tcBorders>
-              <w:top w:val="single" w:sz="6" w:space="0" w:color="E2E8F0"/>
-              <w:left w:val="single" w:sz="6" w:space="0" w:color="E2E8F0"/>
-              <w:bottom w:val="single" w:sz="6" w:space="0" w:color="E2E8F0"/>
-              <w:right w:val="single" w:sz="6" w:space="0" w:color="E2E8F0"/>
-            </w:tcBorders>
-            <w:shd w:val="clear" w:color="auto" w:fill="F1F5F9"/>
-            <w:tcMar>
-              <w:top w:w="90" w:type="dxa"/>
-              <w:left w:w="120" w:type="dxa"/>
-              <w:bottom w:w="90" w:type="dxa"/>
-              <w:right w:w="120" w:type="dxa"/>
-            </w:tcMar>
-            <w:vAlign w:val="center"/>
-            <w:hideMark/>
-          </w:tcPr>
-          <w:p>
-            <w:pPr>
-              <w:rPr>
-                <w:b/>
-                <w:bCs/>
-                <w:sz w:val="28"/>
-                <w:szCs w:val="28"/>
-              </w:rPr>
-            </w:pPr>
-            <w:r>
-              <w:rPr>
-                <w:b/>
-                <w:bCs/>
-                <w:sz w:val="28"/>
-                <w:szCs w:val="28"/>
-              </w:rPr>
-              <w:t>过程描述</w:t>
-            </w:r>
-          </w:p>
-        </w:tc>
-        <w:tc>
-          <w:tcPr>
-            <w:tcW w:w="0" w:type="auto"/>
-            <w:tcBorders>
-              <w:top w:val="single" w:sz="6" w:space="0" w:color="E2E8F0"/>
-              <w:left w:val="single" w:sz="6" w:space="0" w:color="E2E8F0"/>
-              <w:bottom w:val="single" w:sz="6" w:space="0" w:color="E2E8F0"/>
-              <w:right w:val="single" w:sz="6" w:space="0" w:color="E2E8F0"/>
-            </w:tcBorders>
-            <w:shd w:val="clear" w:color="auto" w:fill="F1F5F9"/>
-            <w:tcMar>
-              <w:top w:w="90" w:type="dxa"/>
-              <w:left w:w="120" w:type="dxa"/>
-              <w:bottom w:w="90" w:type="dxa"/>
-              <w:right w:w="120" w:type="dxa"/>
-            </w:tcMar>
-            <w:vAlign w:val="center"/>
-            <w:hideMark/>
-          </w:tcPr>
-          <w:p>
-            <w:pPr>
-              <w:rPr>
-                <w:b/>
-                <w:bCs/>
-                <w:sz w:val="28"/>
-                <w:szCs w:val="28"/>
-              </w:rPr>
-            </w:pPr>
-            <w:r>
-              <w:rPr>
-                <w:b/>
-                <w:bCs/>
-                <w:sz w:val="28"/>
-                <w:szCs w:val="28"/>
-              </w:rPr>
-              <w:t>预期结果</w:t>
-            </w:r>
-          </w:p>
-        </w:tc>
-        <w:tc>
-          <w:tcPr>
-            <w:tcW w:w="0" w:type="auto"/>
-            <w:tcBorders>
-              <w:top w:val="single" w:sz="6" w:space="0" w:color="E2E8F0"/>
-              <w:left w:val="single" w:sz="6" w:space="0" w:color="E2E8F0"/>
-              <w:bottom w:val="single" w:sz="6" w:space="0" w:color="E2E8F0"/>
-              <w:right w:val="single" w:sz="6" w:space="0" w:color="E2E8F0"/>
-            </w:tcBorders>
-            <w:shd w:val="clear" w:color="auto" w:fill="F1F5F9"/>
-            <w:tcMar>
-              <w:top w:w="90" w:type="dxa"/>
-              <w:left w:w="120" w:type="dxa"/>
-              <w:bottom w:w="90" w:type="dxa"/>
-              <w:right w:w="120" w:type="dxa"/>
-            </w:tcMar>
-            <w:vAlign w:val="center"/>
-            <w:hideMark/>
-          </w:tcPr>
-          <w:p>
-            <w:pPr>
-              <w:rPr>
-                <w:b/>
-                <w:bCs/>
-                <w:sz w:val="28"/>
-                <w:szCs w:val="28"/>
-              </w:rPr>
-            </w:pPr>
-            <w:r>
-              <w:rPr>
-                <w:b/>
-                <w:bCs/>
-                <w:sz w:val="28"/>
-                <w:szCs w:val="28"/>
-              </w:rPr>
-              <w:t>实际结果</w:t>
-            </w:r>
-          </w:p>
-        </w:tc>
-        <w:tc>
-          <w:tcPr>
-            <w:tcW w:w="0" w:type="auto"/>
-            <w:tcBorders>
-              <w:top w:val="single" w:sz="6" w:space="0" w:color="E2E8F0"/>
-              <w:left w:val="single" w:sz="6" w:space="0" w:color="E2E8F0"/>
-              <w:bottom w:val="single" w:sz="6" w:space="0" w:color="E2E8F0"/>
-              <w:right w:val="single" w:sz="6" w:space="0" w:color="E2E8F0"/>
-            </w:tcBorders>
-            <w:shd w:val="clear" w:color="auto" w:fill="F1F5F9"/>
-            <w:tcMar>
-              <w:top w:w="90" w:type="dxa"/>
-              <w:left w:w="120" w:type="dxa"/>
-              <w:bottom w:w="90" w:type="dxa"/>
-              <w:right w:w="120" w:type="dxa"/>
-            </w:tcMar>
-            <w:vAlign w:val="center"/>
-            <w:hideMark/>
-          </w:tcPr>
-          <w:p>
-            <w:pPr>
-              <w:rPr>
-                <w:b/>
-                <w:bCs/>
-                <w:sz w:val="28"/>
-                <w:szCs w:val="28"/>
-              </w:rPr>
-            </w:pPr>
-            <w:r>
-              <w:rPr>
-                <w:b/>
-                <w:bCs/>
-                <w:sz w:val="28"/>
-                <w:szCs w:val="28"/>
-              </w:rPr>
-              <w:t>状态</w:t>
-            </w:r>
-          </w:p>
-        </w:tc>
-      </w:tr>
-      <w:tr>
-        <w:tc>
-          <w:tcPr>
-            <w:tcW w:w="0" w:type="auto"/>
-            <w:tcBorders>
-              <w:top w:val="single" w:sz="6" w:space="0" w:color="E2E8F0"/>
-              <w:left w:val="single" w:sz="6" w:space="0" w:color="E2E8F0"/>
-              <w:bottom w:val="single" w:sz="6" w:space="0" w:color="E2E8F0"/>
-              <w:right w:val="single" w:sz="6" w:space="0" w:color="E2E8F0"/>
-            </w:tcBorders>
-            <w:tcMar>
-              <w:top w:w="90" w:type="dxa"/>
-              <w:left w:w="120" w:type="dxa"/>
-              <w:bottom w:w="90" w:type="dxa"/>
-              <w:right w:w="120" w:type="dxa"/>
-            </w:tcMar>
-            <w:vAlign w:val="center"/>
-            <w:hideMark/>
-          </w:tcPr>
-          <w:p>
-            <w:pPr>
-              <w:rPr>
-                <w:sz w:val="28"/>
-                <w:szCs w:val="28"/>
-              </w:rPr>
-            </w:pPr>
-            <w:r>
-              <w:rPr>
-                <w:sz w:val="28"/>
-                <w:szCs w:val="28"/>
-              </w:rPr>
-              <w:t>1</w:t>
-            </w:r>
-          </w:p>
-        </w:tc>
-        <w:tc>
-          <w:tcPr>
-            <w:tcW w:w="0" w:type="auto"/>
-            <w:tcBorders>
-              <w:top w:val="single" w:sz="6" w:space="0" w:color="E2E8F0"/>
-              <w:left w:val="single" w:sz="6" w:space="0" w:color="E2E8F0"/>
-              <w:bottom w:val="single" w:sz="6" w:space="0" w:color="E2E8F0"/>
-              <w:right w:val="single" w:sz="6" w:space="0" w:color="E2E8F0"/>
-            </w:tcBorders>
-            <w:tcMar>
-              <w:top w:w="90" w:type="dxa"/>
-              <w:left w:w="120" w:type="dxa"/>
-              <w:bottom w:w="90" w:type="dxa"/>
-              <w:right w:w="120" w:type="dxa"/>
-            </w:tcMar>
-            <w:vAlign w:val="center"/>
-            <w:hideMark/>
-          </w:tcPr>
-          <w:p>
-            <w:pPr>
-              <w:rPr>
-                <w:sz w:val="28"/>
-                <w:szCs w:val="28"/>
-              </w:rPr>
-            </w:pPr>
-            <w:r>
-              <w:rPr>
-                <w:sz w:val="28"/>
-                <w:szCs w:val="28"/>
-              </w:rPr>
-              <w:t>单用户首次查询，无缓存</w:t>
-            </w:r>
-          </w:p>
-        </w:tc>
-        <w:tc>
-          <w:tcPr>
-            <w:tcW w:w="0" w:type="auto"/>
-            <w:tcBorders>
-              <w:top w:val="single" w:sz="6" w:space="0" w:color="E2E8F0"/>
-              <w:left w:val="single" w:sz="6" w:space="0" w:color="E2E8F0"/>
-              <w:bottom w:val="single" w:sz="6" w:space="0" w:color="E2E8F0"/>
-              <w:right w:val="single" w:sz="6" w:space="0" w:color="E2E8F0"/>
-            </w:tcBorders>
-            <w:tcMar>
-              <w:top w:w="90" w:type="dxa"/>
-              <w:left w:w="120" w:type="dxa"/>
-              <w:bottom w:w="90" w:type="dxa"/>
-              <w:right w:w="120" w:type="dxa"/>
-            </w:tcMar>
-            <w:vAlign w:val="center"/>
-            <w:hideMark/>
-          </w:tcPr>
-          <w:p>
-            <w:pPr>
-              <w:rPr>
-                <w:sz w:val="28"/>
-                <w:szCs w:val="28"/>
-              </w:rPr>
-            </w:pPr>
-            <w:r>
-              <w:rPr>
-                <w:sz w:val="28"/>
-                <w:szCs w:val="28"/>
-              </w:rPr>
-              <w:t>响应时间</w:t>
-            </w:r>
-            <w:r>
-              <w:rPr>
-                <w:sz w:val="28"/>
-                <w:szCs w:val="28"/>
-              </w:rPr>
-              <w:t>&lt;2</w:t>
-            </w:r>
-            <w:r>
-              <w:rPr>
-                <w:sz w:val="28"/>
-                <w:szCs w:val="28"/>
-              </w:rPr>
-              <w:t>秒</w:t>
-            </w:r>
-          </w:p>
-        </w:tc>
-        <w:tc>
-          <w:tcPr>
-            <w:tcW w:w="0" w:type="auto"/>
-            <w:tcBorders>
-              <w:top w:val="single" w:sz="6" w:space="0" w:color="E2E8F0"/>
-              <w:left w:val="single" w:sz="6" w:space="0" w:color="E2E8F0"/>
-              <w:bottom w:val="single" w:sz="6" w:space="0" w:color="E2E8F0"/>
-              <w:right w:val="single" w:sz="6" w:space="0" w:color="E2E8F0"/>
-            </w:tcBorders>
-            <w:tcMar>
-              <w:top w:w="90" w:type="dxa"/>
-              <w:left w:w="120" w:type="dxa"/>
-              <w:bottom w:w="90" w:type="dxa"/>
-              <w:right w:w="120" w:type="dxa"/>
-            </w:tcMar>
-            <w:vAlign w:val="center"/>
-            <w:hideMark/>
-          </w:tcPr>
-          <w:p>
-            <w:pPr>
-              <w:rPr>
-                <w:sz w:val="28"/>
-                <w:szCs w:val="28"/>
-              </w:rPr>
-            </w:pPr>
-          </w:p>
-        </w:tc>
-        <w:tc>
-          <w:tcPr>
-            <w:tcW w:w="0" w:type="auto"/>
-            <w:tcBorders>
-              <w:top w:val="single" w:sz="6" w:space="0" w:color="E2E8F0"/>
-              <w:left w:val="single" w:sz="6" w:space="0" w:color="E2E8F0"/>
-              <w:bottom w:val="single" w:sz="6" w:space="0" w:color="E2E8F0"/>
-              <w:right w:val="single" w:sz="6" w:space="0" w:color="E2E8F0"/>
-            </w:tcBorders>
-            <w:tcMar>
-              <w:top w:w="90" w:type="dxa"/>
-              <w:left w:w="120" w:type="dxa"/>
-              <w:bottom w:w="90" w:type="dxa"/>
-              <w:right w:w="120" w:type="dxa"/>
-            </w:tcMar>
-            <w:vAlign w:val="center"/>
-            <w:hideMark/>
-          </w:tcPr>
-          <w:p>
-            <w:pPr>
-              <w:rPr>
-                <w:sz w:val="28"/>
-                <w:szCs w:val="28"/>
-              </w:rPr>
-            </w:pPr>
-            <w:r>
-              <w:rPr>
-                <w:sz w:val="28"/>
-                <w:szCs w:val="28"/>
-              </w:rPr>
-              <w:t>运行正常</w:t>
-            </w:r>
-          </w:p>
-        </w:tc>
-      </w:tr>
-      <w:tr>
-        <w:tc>
-          <w:tcPr>
-            <w:tcW w:w="0" w:type="auto"/>
-            <w:tcBorders>
-              <w:top w:val="single" w:sz="6" w:space="0" w:color="E2E8F0"/>
-              <w:left w:val="single" w:sz="6" w:space="0" w:color="E2E8F0"/>
-              <w:bottom w:val="single" w:sz="6" w:space="0" w:color="E2E8F0"/>
-              <w:right w:val="single" w:sz="6" w:space="0" w:color="E2E8F0"/>
-            </w:tcBorders>
-            <w:tcMar>
-              <w:top w:w="90" w:type="dxa"/>
-              <w:left w:w="120" w:type="dxa"/>
-              <w:bottom w:w="90" w:type="dxa"/>
-              <w:right w:w="120" w:type="dxa"/>
-            </w:tcMar>
-            <w:vAlign w:val="center"/>
-            <w:hideMark/>
-          </w:tcPr>
-          <w:p>
-            <w:pPr>
-              <w:rPr>
-                <w:sz w:val="28"/>
-                <w:szCs w:val="28"/>
-              </w:rPr>
-            </w:pPr>
-            <w:r>
-              <w:rPr>
-                <w:sz w:val="28"/>
-                <w:szCs w:val="28"/>
-              </w:rPr>
-              <w:t>2</w:t>
-            </w:r>
-          </w:p>
-        </w:tc>
-        <w:tc>
-          <w:tcPr>
-            <w:tcW w:w="0" w:type="auto"/>
-            <w:tcBorders>
-              <w:top w:val="single" w:sz="6" w:space="0" w:color="E2E8F0"/>
-              <w:left w:val="single" w:sz="6" w:space="0" w:color="E2E8F0"/>
-              <w:bottom w:val="single" w:sz="6" w:space="0" w:color="E2E8F0"/>
-              <w:right w:val="single" w:sz="6" w:space="0" w:color="E2E8F0"/>
-            </w:tcBorders>
-            <w:tcMar>
-              <w:top w:w="90" w:type="dxa"/>
-              <w:left w:w="120" w:type="dxa"/>
-              <w:bottom w:w="90" w:type="dxa"/>
-              <w:right w:w="120" w:type="dxa"/>
-            </w:tcMar>
-            <w:vAlign w:val="center"/>
-            <w:hideMark/>
-          </w:tcPr>
-          <w:p>
-            <w:pPr>
-              <w:rPr>
-                <w:sz w:val="28"/>
-                <w:szCs w:val="28"/>
-              </w:rPr>
-            </w:pPr>
-            <w:r>
-              <w:rPr>
-                <w:sz w:val="28"/>
-                <w:szCs w:val="28"/>
-              </w:rPr>
-              <w:t>单用户重复查询，有缓存</w:t>
-            </w:r>
-          </w:p>
-        </w:tc>
-        <w:tc>
-          <w:tcPr>
-            <w:tcW w:w="0" w:type="auto"/>
-            <w:tcBorders>
-              <w:top w:val="single" w:sz="6" w:space="0" w:color="E2E8F0"/>
-              <w:left w:val="single" w:sz="6" w:space="0" w:color="E2E8F0"/>
-              <w:bottom w:val="single" w:sz="6" w:space="0" w:color="E2E8F0"/>
-              <w:right w:val="single" w:sz="6" w:space="0" w:color="E2E8F0"/>
-            </w:tcBorders>
-            <w:tcMar>
-              <w:top w:w="90" w:type="dxa"/>
-              <w:left w:w="120" w:type="dxa"/>
-              <w:bottom w:w="90" w:type="dxa"/>
-              <w:right w:w="120" w:type="dxa"/>
-            </w:tcMar>
-            <w:vAlign w:val="center"/>
-            <w:hideMark/>
-          </w:tcPr>
-          <w:p>
-            <w:pPr>
-              <w:rPr>
-                <w:sz w:val="28"/>
-                <w:szCs w:val="28"/>
-              </w:rPr>
-            </w:pPr>
-            <w:r>
-              <w:rPr>
-                <w:sz w:val="28"/>
-                <w:szCs w:val="28"/>
-              </w:rPr>
-              <w:t>响应时间</w:t>
-            </w:r>
-            <w:r>
-              <w:rPr>
-                <w:sz w:val="28"/>
-                <w:szCs w:val="28"/>
-              </w:rPr>
-              <w:t>&lt;500ms</w:t>
-            </w:r>
-          </w:p>
-        </w:tc>
-        <w:tc>
-          <w:tcPr>
-            <w:tcW w:w="0" w:type="auto"/>
-            <w:tcBorders>
-              <w:top w:val="single" w:sz="6" w:space="0" w:color="E2E8F0"/>
-              <w:left w:val="single" w:sz="6" w:space="0" w:color="E2E8F0"/>
-              <w:bottom w:val="single" w:sz="6" w:space="0" w:color="E2E8F0"/>
-              <w:right w:val="single" w:sz="6" w:space="0" w:color="E2E8F0"/>
-            </w:tcBorders>
-            <w:tcMar>
-              <w:top w:w="90" w:type="dxa"/>
-              <w:left w:w="120" w:type="dxa"/>
-              <w:bottom w:w="90" w:type="dxa"/>
-              <w:right w:w="120" w:type="dxa"/>
-            </w:tcMar>
-            <w:vAlign w:val="center"/>
-            <w:hideMark/>
-          </w:tcPr>
-          <w:p>
-            <w:pPr>
-              <w:rPr>
-                <w:sz w:val="28"/>
-                <w:szCs w:val="28"/>
-              </w:rPr>
-            </w:pPr>
-          </w:p>
-        </w:tc>
-        <w:tc>
-          <w:tcPr>
-            <w:tcW w:w="0" w:type="auto"/>
-            <w:tcBorders>
-              <w:top w:val="single" w:sz="6" w:space="0" w:color="E2E8F0"/>
-              <w:left w:val="single" w:sz="6" w:space="0" w:color="E2E8F0"/>
-              <w:bottom w:val="single" w:sz="6" w:space="0" w:color="E2E8F0"/>
-              <w:right w:val="single" w:sz="6" w:space="0" w:color="E2E8F0"/>
-            </w:tcBorders>
-            <w:tcMar>
-              <w:top w:w="90" w:type="dxa"/>
-              <w:left w:w="120" w:type="dxa"/>
-              <w:bottom w:w="90" w:type="dxa"/>
-              <w:right w:w="120" w:type="dxa"/>
-            </w:tcMar>
-            <w:vAlign w:val="center"/>
-            <w:hideMark/>
-          </w:tcPr>
-          <w:p>
-            <w:pPr>
-              <w:rPr>
-                <w:sz w:val="28"/>
-                <w:szCs w:val="28"/>
-              </w:rPr>
-            </w:pPr>
-            <w:r>
-              <w:rPr>
-                <w:sz w:val="28"/>
-                <w:szCs w:val="28"/>
-              </w:rPr>
-              <w:t>运行正常</w:t>
-            </w:r>
-          </w:p>
-        </w:tc>
-      </w:tr>
-      <w:tr>
-        <w:tc>
-          <w:tcPr>
-            <w:tcW w:w="0" w:type="auto"/>
-            <w:tcBorders>
-              <w:top w:val="single" w:sz="6" w:space="0" w:color="E2E8F0"/>
-              <w:left w:val="single" w:sz="6" w:space="0" w:color="E2E8F0"/>
-              <w:bottom w:val="single" w:sz="6" w:space="0" w:color="E2E8F0"/>
-              <w:right w:val="single" w:sz="6" w:space="0" w:color="E2E8F0"/>
-            </w:tcBorders>
-            <w:tcMar>
-              <w:top w:w="90" w:type="dxa"/>
-              <w:left w:w="120" w:type="dxa"/>
-              <w:bottom w:w="90" w:type="dxa"/>
-              <w:right w:w="120" w:type="dxa"/>
-            </w:tcMar>
-            <w:vAlign w:val="center"/>
-            <w:hideMark/>
-          </w:tcPr>
-          <w:p>
-            <w:pPr>
-              <w:rPr>
-                <w:sz w:val="28"/>
-                <w:szCs w:val="28"/>
-              </w:rPr>
-            </w:pPr>
-            <w:r>
-              <w:rPr>
-                <w:sz w:val="28"/>
-                <w:szCs w:val="28"/>
-              </w:rPr>
-              <w:t>3</w:t>
-            </w:r>
-          </w:p>
-        </w:tc>
-        <w:tc>
-          <w:tcPr>
-            <w:tcW w:w="0" w:type="auto"/>
-            <w:tcBorders>
-              <w:top w:val="single" w:sz="6" w:space="0" w:color="E2E8F0"/>
-              <w:left w:val="single" w:sz="6" w:space="0" w:color="E2E8F0"/>
-              <w:bottom w:val="single" w:sz="6" w:space="0" w:color="E2E8F0"/>
-              <w:right w:val="single" w:sz="6" w:space="0" w:color="E2E8F0"/>
-            </w:tcBorders>
-            <w:tcMar>
-              <w:top w:w="90" w:type="dxa"/>
-              <w:left w:w="120" w:type="dxa"/>
-              <w:bottom w:w="90" w:type="dxa"/>
-              <w:right w:w="120" w:type="dxa"/>
-            </w:tcMar>
-            <w:vAlign w:val="center"/>
-            <w:hideMark/>
-          </w:tcPr>
-          <w:p>
-            <w:pPr>
-              <w:rPr>
-                <w:sz w:val="28"/>
-                <w:szCs w:val="28"/>
-              </w:rPr>
-            </w:pPr>
-            <w:r>
-              <w:rPr>
-                <w:sz w:val="28"/>
-                <w:szCs w:val="28"/>
-              </w:rPr>
-              <w:t>50</w:t>
-            </w:r>
-            <w:r>
-              <w:rPr>
-                <w:sz w:val="28"/>
-                <w:szCs w:val="28"/>
-              </w:rPr>
-              <w:t>并发用户查询</w:t>
-            </w:r>
-          </w:p>
-        </w:tc>
-        <w:tc>
-          <w:tcPr>
-            <w:tcW w:w="0" w:type="auto"/>
-            <w:tcBorders>
-              <w:top w:val="single" w:sz="6" w:space="0" w:color="E2E8F0"/>
-              <w:left w:val="single" w:sz="6" w:space="0" w:color="E2E8F0"/>
-              <w:bottom w:val="single" w:sz="6" w:space="0" w:color="E2E8F0"/>
-              <w:right w:val="single" w:sz="6" w:space="0" w:color="E2E8F0"/>
-            </w:tcBorders>
-            <w:tcMar>
-              <w:top w:w="90" w:type="dxa"/>
-              <w:left w:w="120" w:type="dxa"/>
-              <w:bottom w:w="90" w:type="dxa"/>
-              <w:right w:w="120" w:type="dxa"/>
-            </w:tcMar>
-            <w:vAlign w:val="center"/>
-            <w:hideMark/>
-          </w:tcPr>
-          <w:p>
-            <w:pPr>
-              <w:rPr>
-                <w:sz w:val="28"/>
-                <w:szCs w:val="28"/>
-              </w:rPr>
-            </w:pPr>
-            <w:r>
-              <w:rPr>
-                <w:sz w:val="28"/>
-                <w:szCs w:val="28"/>
-              </w:rPr>
-              <w:t>平均响应时间</w:t>
-            </w:r>
-            <w:r>
-              <w:rPr>
-                <w:sz w:val="28"/>
-                <w:szCs w:val="28"/>
-              </w:rPr>
-              <w:t>&lt;3</w:t>
-            </w:r>
-            <w:r>
-              <w:rPr>
-                <w:sz w:val="28"/>
-                <w:szCs w:val="28"/>
-              </w:rPr>
-              <w:t>秒，错误率</w:t>
-            </w:r>
-            <w:r>
-              <w:rPr>
-                <w:sz w:val="28"/>
-                <w:szCs w:val="28"/>
-              </w:rPr>
-              <w:t>=0%</w:t>
-            </w:r>
-          </w:p>
-        </w:tc>
-        <w:tc>
-          <w:tcPr>
-            <w:tcW w:w="0" w:type="auto"/>
-            <w:tcBorders>
-              <w:top w:val="single" w:sz="6" w:space="0" w:color="E2E8F0"/>
-              <w:left w:val="single" w:sz="6" w:space="0" w:color="E2E8F0"/>
-              <w:bottom w:val="single" w:sz="6" w:space="0" w:color="E2E8F0"/>
-              <w:right w:val="single" w:sz="6" w:space="0" w:color="E2E8F0"/>
-            </w:tcBorders>
-            <w:tcMar>
-              <w:top w:w="90" w:type="dxa"/>
-              <w:left w:w="120" w:type="dxa"/>
-              <w:bottom w:w="90" w:type="dxa"/>
-              <w:right w:w="120" w:type="dxa"/>
-            </w:tcMar>
-            <w:vAlign w:val="center"/>
-            <w:hideMark/>
-          </w:tcPr>
-          <w:p>
-            <w:pPr>
-              <w:rPr>
-                <w:sz w:val="28"/>
-                <w:szCs w:val="28"/>
-              </w:rPr>
-            </w:pPr>
-          </w:p>
-        </w:tc>
-        <w:tc>
-          <w:tcPr>
-            <w:tcW w:w="0" w:type="auto"/>
-            <w:tcBorders>
-              <w:top w:val="single" w:sz="6" w:space="0" w:color="E2E8F0"/>
-              <w:left w:val="single" w:sz="6" w:space="0" w:color="E2E8F0"/>
-              <w:bottom w:val="single" w:sz="6" w:space="0" w:color="E2E8F0"/>
-              <w:right w:val="single" w:sz="6" w:space="0" w:color="E2E8F0"/>
-            </w:tcBorders>
-            <w:tcMar>
-              <w:top w:w="90" w:type="dxa"/>
-              <w:left w:w="120" w:type="dxa"/>
-              <w:bottom w:w="90" w:type="dxa"/>
-              <w:right w:w="120" w:type="dxa"/>
-            </w:tcMar>
-            <w:vAlign w:val="center"/>
-            <w:hideMark/>
-          </w:tcPr>
-          <w:p>
-            <w:pPr>
-              <w:rPr>
-                <w:sz w:val="28"/>
-                <w:szCs w:val="28"/>
-              </w:rPr>
-            </w:pPr>
-            <w:r>
-              <w:rPr>
-                <w:sz w:val="28"/>
-                <w:szCs w:val="28"/>
-              </w:rPr>
-              <w:t>运行正常</w:t>
-            </w:r>
-          </w:p>
-        </w:tc>
-      </w:tr>
-      <w:tr>
-        <w:tc>
-          <w:tcPr>
-            <w:tcW w:w="0" w:type="auto"/>
-            <w:tcBorders>
-              <w:top w:val="single" w:sz="6" w:space="0" w:color="E2E8F0"/>
-              <w:left w:val="single" w:sz="6" w:space="0" w:color="E2E8F0"/>
-              <w:bottom w:val="single" w:sz="6" w:space="0" w:color="E2E8F0"/>
-              <w:right w:val="single" w:sz="6" w:space="0" w:color="E2E8F0"/>
-            </w:tcBorders>
-            <w:tcMar>
-              <w:top w:w="90" w:type="dxa"/>
-              <w:left w:w="120" w:type="dxa"/>
-              <w:bottom w:w="90" w:type="dxa"/>
-              <w:right w:w="120" w:type="dxa"/>
-            </w:tcMar>
-            <w:vAlign w:val="center"/>
-            <w:hideMark/>
-          </w:tcPr>
-          <w:p>
-            <w:pPr>
-              <w:rPr>
-                <w:sz w:val="28"/>
-                <w:szCs w:val="28"/>
-              </w:rPr>
-            </w:pPr>
-            <w:r>
-              <w:rPr>
-                <w:sz w:val="28"/>
-                <w:szCs w:val="28"/>
-              </w:rPr>
-              <w:t>4</w:t>
-            </w:r>
-          </w:p>
-        </w:tc>
-        <w:tc>
-          <w:tcPr>
-            <w:tcW w:w="0" w:type="auto"/>
-            <w:tcBorders>
-              <w:top w:val="single" w:sz="6" w:space="0" w:color="E2E8F0"/>
-              <w:left w:val="single" w:sz="6" w:space="0" w:color="E2E8F0"/>
-              <w:bottom w:val="single" w:sz="6" w:space="0" w:color="E2E8F0"/>
-              <w:right w:val="single" w:sz="6" w:space="0" w:color="E2E8F0"/>
-            </w:tcBorders>
-            <w:tcMar>
-              <w:top w:w="90" w:type="dxa"/>
-              <w:left w:w="120" w:type="dxa"/>
-              <w:bottom w:w="90" w:type="dxa"/>
-              <w:right w:w="120" w:type="dxa"/>
-            </w:tcMar>
-            <w:vAlign w:val="center"/>
-            <w:hideMark/>
-          </w:tcPr>
-          <w:p>
-            <w:pPr>
-              <w:rPr>
-                <w:sz w:val="28"/>
-                <w:szCs w:val="28"/>
-              </w:rPr>
-            </w:pPr>
-            <w:r>
-              <w:rPr>
-                <w:sz w:val="28"/>
-                <w:szCs w:val="28"/>
-              </w:rPr>
-              <w:t>100</w:t>
-            </w:r>
-            <w:r>
-              <w:rPr>
-                <w:sz w:val="28"/>
-                <w:szCs w:val="28"/>
-              </w:rPr>
-              <w:t>并发用户查询</w:t>
-            </w:r>
-          </w:p>
-        </w:tc>
-        <w:tc>
-          <w:tcPr>
-            <w:tcW w:w="0" w:type="auto"/>
-            <w:tcBorders>
-              <w:top w:val="single" w:sz="6" w:space="0" w:color="E2E8F0"/>
-              <w:left w:val="single" w:sz="6" w:space="0" w:color="E2E8F0"/>
-              <w:bottom w:val="single" w:sz="6" w:space="0" w:color="E2E8F0"/>
-              <w:right w:val="single" w:sz="6" w:space="0" w:color="E2E8F0"/>
-            </w:tcBorders>
-            <w:tcMar>
-              <w:top w:w="90" w:type="dxa"/>
-              <w:left w:w="120" w:type="dxa"/>
-              <w:bottom w:w="90" w:type="dxa"/>
-              <w:right w:w="120" w:type="dxa"/>
-            </w:tcMar>
-            <w:vAlign w:val="center"/>
-            <w:hideMark/>
-          </w:tcPr>
-          <w:p>
-            <w:pPr>
-              <w:rPr>
-                <w:sz w:val="28"/>
-                <w:szCs w:val="28"/>
-              </w:rPr>
-            </w:pPr>
-            <w:r>
-              <w:rPr>
-                <w:sz w:val="28"/>
-                <w:szCs w:val="28"/>
-              </w:rPr>
-              <w:t>平均响应时间</w:t>
-            </w:r>
-            <w:r>
-              <w:rPr>
-                <w:sz w:val="28"/>
-                <w:szCs w:val="28"/>
-              </w:rPr>
-              <w:t>&lt;5</w:t>
-            </w:r>
-            <w:r>
-              <w:rPr>
-                <w:sz w:val="28"/>
-                <w:szCs w:val="28"/>
-              </w:rPr>
-              <w:t>秒，错误率</w:t>
-            </w:r>
-            <w:r>
-              <w:rPr>
-                <w:sz w:val="28"/>
-                <w:szCs w:val="28"/>
-              </w:rPr>
-              <w:t>&lt;1%</w:t>
-            </w:r>
-          </w:p>
-        </w:tc>
-        <w:tc>
-          <w:tcPr>
-            <w:tcW w:w="0" w:type="auto"/>
-            <w:tcBorders>
-              <w:top w:val="single" w:sz="6" w:space="0" w:color="E2E8F0"/>
-              <w:left w:val="single" w:sz="6" w:space="0" w:color="E2E8F0"/>
-              <w:bottom w:val="single" w:sz="6" w:space="0" w:color="E2E8F0"/>
-              <w:right w:val="single" w:sz="6" w:space="0" w:color="E2E8F0"/>
-            </w:tcBorders>
-            <w:tcMar>
-              <w:top w:w="90" w:type="dxa"/>
-              <w:left w:w="120" w:type="dxa"/>
-              <w:bottom w:w="90" w:type="dxa"/>
-              <w:right w:w="120" w:type="dxa"/>
-            </w:tcMar>
-            <w:vAlign w:val="center"/>
-            <w:hideMark/>
-          </w:tcPr>
-          <w:p>
-            <w:pPr>
-              <w:rPr>
-                <w:sz w:val="28"/>
-                <w:szCs w:val="28"/>
-              </w:rPr>
-            </w:pPr>
-          </w:p>
-        </w:tc>
-        <w:tc>
-          <w:tcPr>
-            <w:tcW w:w="0" w:type="auto"/>
-            <w:tcBorders>
-              <w:top w:val="single" w:sz="6" w:space="0" w:color="E2E8F0"/>
-              <w:left w:val="single" w:sz="6" w:space="0" w:color="E2E8F0"/>
-              <w:bottom w:val="single" w:sz="6" w:space="0" w:color="E2E8F0"/>
-              <w:right w:val="single" w:sz="6" w:space="0" w:color="E2E8F0"/>
-            </w:tcBorders>
-            <w:tcMar>
-              <w:top w:w="90" w:type="dxa"/>
-              <w:left w:w="120" w:type="dxa"/>
-              <w:bottom w:w="90" w:type="dxa"/>
-              <w:right w:w="120" w:type="dxa"/>
-            </w:tcMar>
-            <w:vAlign w:val="center"/>
-            <w:hideMark/>
-          </w:tcPr>
-          <w:p>
-            <w:pPr>
-              <w:rPr>
-                <w:sz w:val="28"/>
-                <w:szCs w:val="28"/>
-              </w:rPr>
-            </w:pPr>
-            <w:r>
-              <w:rPr>
-                <w:sz w:val="28"/>
-                <w:szCs w:val="28"/>
-              </w:rPr>
-              <w:t>运行正常</w:t>
-            </w:r>
-          </w:p>
-        </w:tc>
-      </w:tr>
-      <w:tr>
-        <w:tc>
-          <w:tcPr>
-            <w:tcW w:w="0" w:type="auto"/>
-            <w:tcBorders>
-              <w:top w:val="single" w:sz="6" w:space="0" w:color="E2E8F0"/>
-              <w:left w:val="single" w:sz="6" w:space="0" w:color="E2E8F0"/>
-              <w:bottom w:val="single" w:sz="6" w:space="0" w:color="E2E8F0"/>
-              <w:right w:val="single" w:sz="6" w:space="0" w:color="E2E8F0"/>
-            </w:tcBorders>
-            <w:tcMar>
-              <w:top w:w="90" w:type="dxa"/>
-              <w:left w:w="120" w:type="dxa"/>
-              <w:bottom w:w="90" w:type="dxa"/>
-              <w:right w:w="120" w:type="dxa"/>
-            </w:tcMar>
-            <w:vAlign w:val="center"/>
-            <w:hideMark/>
-          </w:tcPr>
-          <w:p>
-            <w:pPr>
-              <w:rPr>
-                <w:sz w:val="28"/>
-                <w:szCs w:val="28"/>
-              </w:rPr>
-            </w:pPr>
-            <w:r>
-              <w:rPr>
-                <w:sz w:val="28"/>
-                <w:szCs w:val="28"/>
-              </w:rPr>
-              <w:t>5</w:t>
-            </w:r>
-          </w:p>
-        </w:tc>
-        <w:tc>
-          <w:tcPr>
-            <w:tcW w:w="0" w:type="auto"/>
-            <w:tcBorders>
-              <w:top w:val="single" w:sz="6" w:space="0" w:color="E2E8F0"/>
-              <w:left w:val="single" w:sz="6" w:space="0" w:color="E2E8F0"/>
-              <w:bottom w:val="single" w:sz="6" w:space="0" w:color="E2E8F0"/>
-              <w:right w:val="single" w:sz="6" w:space="0" w:color="E2E8F0"/>
-            </w:tcBorders>
-            <w:tcMar>
-              <w:top w:w="90" w:type="dxa"/>
-              <w:left w:w="120" w:type="dxa"/>
-              <w:bottom w:w="90" w:type="dxa"/>
-              <w:right w:w="120" w:type="dxa"/>
-            </w:tcMar>
-            <w:vAlign w:val="center"/>
-            <w:hideMark/>
-          </w:tcPr>
-          <w:p>
-            <w:pPr>
-              <w:rPr>
-                <w:sz w:val="28"/>
-                <w:szCs w:val="28"/>
-              </w:rPr>
-            </w:pPr>
-            <w:r>
-              <w:rPr>
-                <w:sz w:val="28"/>
-                <w:szCs w:val="28"/>
-              </w:rPr>
-              <w:t>检查数据库</w:t>
-            </w:r>
-            <w:r>
-              <w:rPr>
-                <w:sz w:val="28"/>
-                <w:szCs w:val="28"/>
-              </w:rPr>
-              <w:t>CPU/</w:t>
-            </w:r>
-            <w:r>
-              <w:rPr>
-                <w:sz w:val="28"/>
-                <w:szCs w:val="28"/>
-              </w:rPr>
-              <w:t>内存</w:t>
-            </w:r>
-          </w:p>
-        </w:tc>
-        <w:tc>
-          <w:tcPr>
-            <w:tcW w:w="0" w:type="auto"/>
-            <w:tcBorders>
-              <w:top w:val="single" w:sz="6" w:space="0" w:color="E2E8F0"/>
-              <w:left w:val="single" w:sz="6" w:space="0" w:color="E2E8F0"/>
-              <w:bottom w:val="single" w:sz="6" w:space="0" w:color="E2E8F0"/>
-              <w:right w:val="single" w:sz="6" w:space="0" w:color="E2E8F0"/>
-            </w:tcBorders>
-            <w:tcMar>
-              <w:top w:w="90" w:type="dxa"/>
-              <w:left w:w="120" w:type="dxa"/>
-              <w:bottom w:w="90" w:type="dxa"/>
-              <w:right w:w="120" w:type="dxa"/>
-            </w:tcMar>
-            <w:vAlign w:val="center"/>
-            <w:hideMark/>
-          </w:tcPr>
-          <w:p>
-            <w:pPr>
-              <w:rPr>
-                <w:sz w:val="28"/>
-                <w:szCs w:val="28"/>
-              </w:rPr>
-            </w:pPr>
-            <w:r>
-              <w:rPr>
-                <w:sz w:val="28"/>
-                <w:szCs w:val="28"/>
-              </w:rPr>
-              <w:t>使用率</w:t>
-            </w:r>
-            <w:r>
-              <w:rPr>
-                <w:sz w:val="28"/>
-                <w:szCs w:val="28"/>
-              </w:rPr>
-              <w:t>&lt;80%</w:t>
-            </w:r>
-          </w:p>
-        </w:tc>
-        <w:tc>
-          <w:tcPr>
-            <w:tcW w:w="0" w:type="auto"/>
-            <w:tcBorders>
-              <w:top w:val="single" w:sz="6" w:space="0" w:color="E2E8F0"/>
-              <w:left w:val="single" w:sz="6" w:space="0" w:color="E2E8F0"/>
-              <w:bottom w:val="single" w:sz="6" w:space="0" w:color="E2E8F0"/>
-              <w:right w:val="single" w:sz="6" w:space="0" w:color="E2E8F0"/>
-            </w:tcBorders>
-            <w:tcMar>
-              <w:top w:w="90" w:type="dxa"/>
-              <w:left w:w="120" w:type="dxa"/>
-              <w:bottom w:w="90" w:type="dxa"/>
-              <w:right w:w="120" w:type="dxa"/>
-            </w:tcMar>
-            <w:vAlign w:val="center"/>
-            <w:hideMark/>
-          </w:tcPr>
-          <w:p>
-            <w:pPr>
-              <w:rPr>
-                <w:sz w:val="28"/>
-                <w:szCs w:val="28"/>
-              </w:rPr>
-            </w:pPr>
-          </w:p>
-        </w:tc>
-        <w:tc>
-          <w:tcPr>
-            <w:tcW w:w="0" w:type="auto"/>
-            <w:tcBorders>
-              <w:top w:val="single" w:sz="6" w:space="0" w:color="E2E8F0"/>
-              <w:left w:val="single" w:sz="6" w:space="0" w:color="E2E8F0"/>
-              <w:bottom w:val="single" w:sz="6" w:space="0" w:color="E2E8F0"/>
-              <w:right w:val="single" w:sz="6" w:space="0" w:color="E2E8F0"/>
-            </w:tcBorders>
-            <w:tcMar>
-              <w:top w:w="90" w:type="dxa"/>
-              <w:left w:w="120" w:type="dxa"/>
-              <w:bottom w:w="90" w:type="dxa"/>
-              <w:right w:w="120" w:type="dxa"/>
-            </w:tcMar>
-            <w:vAlign w:val="center"/>
-            <w:hideMark/>
-          </w:tcPr>
-          <w:p>
-            <w:pPr>
-              <w:rPr>
-                <w:sz w:val="28"/>
-                <w:szCs w:val="28"/>
-              </w:rPr>
-            </w:pPr>
-            <w:r>
-              <w:rPr>
-                <w:sz w:val="28"/>
-                <w:szCs w:val="28"/>
-              </w:rPr>
-              <w:t>运行正常</w:t>
-            </w:r>
-          </w:p>
-        </w:tc>
-      </w:tr>
-    </w:tbl>
-    <w:p>
-      <w:pPr>
-        <w:rPr>
-          <w:sz w:val="28"/>
-          <w:szCs w:val="28"/>
-        </w:rPr>
-      </w:pPr>
-      <w:r>
-        <w:rPr>
-          <w:sz w:val="28"/>
-          <w:szCs w:val="28"/>
-        </w:rPr>
-        <w:pict w14:anchorId="627CC531">
-          <v:rect id="_x0000_i1068" style="width:0;height:0" o:hralign="center" o:hrstd="t" o:hr="t" fillcolor="#a0a0a0" stroked="f"/>
-        </w:pict>
-      </w:r>
     </w:p>
     <w:sectPr>
       <w:headerReference w:type="default" r:id="rId43"/>
@@ -61388,6 +58353,10 @@
 </file>
 
 <file path=customXml/item1.xml><?xml version="1.0" encoding="utf-8"?>
+<b:Sources xmlns:b="http://schemas.openxmlformats.org/officeDocument/2006/bibliography" xmlns="http://schemas.openxmlformats.org/officeDocument/2006/bibliography" SelectedStyle="\APASixthEditionOfficeOnline.xsl" StyleName="APA" Version="6"/>
+</file>
+
+<file path=customXml/item2.xml><?xml version="1.0" encoding="utf-8"?>
 <s:customData xmlns="http://www.wps.cn/officeDocument/2013/wpsCustomData" xmlns:s="http://www.wps.cn/officeDocument/2013/wpsCustomData">
   <customSectProps>
     <customSectPr/>
@@ -61396,22 +58365,18 @@
 </s:customData>
 </file>
 
-<file path=customXml/item2.xml><?xml version="1.0" encoding="utf-8"?>
-<b:Sources xmlns:b="http://schemas.openxmlformats.org/officeDocument/2006/bibliography" xmlns="http://schemas.openxmlformats.org/officeDocument/2006/bibliography" SelectedStyle="\APASixthEditionOfficeOnline.xsl" StyleName="APA" Version="6"/>
+<file path=customXml/itemProps1.xml><?xml version="1.0" encoding="utf-8"?>
+<ds:datastoreItem xmlns:ds="http://schemas.openxmlformats.org/officeDocument/2006/customXml" ds:itemID="{68DDB0A3-E88A-4E92-81C8-F15175DD2444}">
+  <ds:schemaRefs>
+    <ds:schemaRef ds:uri="http://schemas.openxmlformats.org/officeDocument/2006/bibliography"/>
+  </ds:schemaRefs>
+</ds:datastoreItem>
 </file>
 
-<file path=customXml/itemProps1.xml><?xml version="1.0" encoding="utf-8"?>
+<file path=customXml/itemProps2.xml><?xml version="1.0" encoding="utf-8"?>
 <ds:datastoreItem xmlns:ds="http://schemas.openxmlformats.org/officeDocument/2006/customXml" ds:itemID="{B1977F7D-205B-4081-913C-38D41E755F92}">
   <ds:schemaRefs>
     <ds:schemaRef ds:uri="http://www.wps.cn/officeDocument/2013/wpsCustomData"/>
   </ds:schemaRefs>
 </ds:datastoreItem>
-</file>
-
-<file path=customXml/itemProps2.xml><?xml version="1.0" encoding="utf-8"?>
-<ds:datastoreItem xmlns:ds="http://schemas.openxmlformats.org/officeDocument/2006/customXml" ds:itemID="{68DDB0A3-E88A-4E92-81C8-F15175DD2444}">
-  <ds:schemaRefs>
-    <ds:schemaRef ds:uri="http://schemas.openxmlformats.org/officeDocument/2006/bibliography"/>
-  </ds:schemaRefs>
-</ds:datastoreItem>
 </file>